--- a/aissgment 2.docx
+++ b/aissgment 2.docx
@@ -1,6 +1,6 @@
 
 <file path=word/document.xml><?xml version="1.0" encoding="utf-8"?>
-<w:document xmlns:wpc="http://schemas.microsoft.com/office/word/2010/wordprocessingCanvas" xmlns:cx="http://schemas.microsoft.com/office/drawing/2014/chartex" xmlns:mc="http://schemas.openxmlformats.org/markup-compatibility/2006" xmlns:o="urn:schemas-microsoft-com:office:office" xmlns:r="http://schemas.openxmlformats.org/officeDocument/2006/relationships" xmlns:m="http://schemas.openxmlformats.org/officeDocument/2006/math" xmlns:v="urn:schemas-microsoft-com:vml" xmlns:wp14="http://schemas.microsoft.com/office/word/2010/wordprocessingDrawing" xmlns:wp="http://schemas.openxmlformats.org/drawingml/2006/wordprocessingDrawing" xmlns:w10="urn:schemas-microsoft-com:office:word" xmlns:w="http://schemas.openxmlformats.org/wordprocessingml/2006/main" xmlns:w14="http://schemas.microsoft.com/office/word/2010/wordml" xmlns:w15="http://schemas.microsoft.com/office/word/2012/wordml" xmlns:w16se="http://schemas.microsoft.com/office/word/2015/wordml/symex" xmlns:wpg="http://schemas.microsoft.com/office/word/2010/wordprocessingGroup" xmlns:wpi="http://schemas.microsoft.com/office/word/2010/wordprocessingInk" xmlns:wne="http://schemas.microsoft.com/office/word/2006/wordml" xmlns:wps="http://schemas.microsoft.com/office/word/2010/wordprocessingShape" mc:Ignorable="w14 w15 w16se wp14">
+<w:document xmlns:wpc="http://schemas.microsoft.com/office/word/2010/wordprocessingCanvas" xmlns:cx="http://schemas.microsoft.com/office/drawing/2014/chartex" xmlns:cx1="http://schemas.microsoft.com/office/drawing/2015/9/8/chartex" xmlns:cx2="http://schemas.microsoft.com/office/drawing/2015/10/21/chartex" xmlns:cx3="http://schemas.microsoft.com/office/drawing/2016/5/9/chartex" xmlns:cx4="http://schemas.microsoft.com/office/drawing/2016/5/10/chartex" xmlns:cx5="http://schemas.microsoft.com/office/drawing/2016/5/11/chartex" xmlns:cx6="http://schemas.microsoft.com/office/drawing/2016/5/12/chartex" xmlns:cx7="http://schemas.microsoft.com/office/drawing/2016/5/13/chartex" xmlns:cx8="http://schemas.microsoft.com/office/drawing/2016/5/14/chartex" xmlns:mc="http://schemas.openxmlformats.org/markup-compatibility/2006" xmlns:aink="http://schemas.microsoft.com/office/drawing/2016/ink" xmlns:am3d="http://schemas.microsoft.com/office/drawing/2017/model3d" xmlns:o="urn:schemas-microsoft-com:office:office" xmlns:oel="http://schemas.microsoft.com/office/2019/extlst" xmlns:r="http://schemas.openxmlformats.org/officeDocument/2006/relationships" xmlns:m="http://schemas.openxmlformats.org/officeDocument/2006/math" xmlns:v="urn:schemas-microsoft-com:vml" xmlns:wp14="http://schemas.microsoft.com/office/word/2010/wordprocessingDrawing" xmlns:wp="http://schemas.openxmlformats.org/drawingml/2006/wordprocessingDrawing" xmlns:w10="urn:schemas-microsoft-com:office:word" xmlns:w="http://schemas.openxmlformats.org/wordprocessingml/2006/main" xmlns:w14="http://schemas.microsoft.com/office/word/2010/wordml" xmlns:w15="http://schemas.microsoft.com/office/word/2012/wordml" xmlns:w16cex="http://schemas.microsoft.com/office/word/2018/wordml/cex" xmlns:w16cid="http://schemas.microsoft.com/office/word/2016/wordml/cid" xmlns:w16="http://schemas.microsoft.com/office/word/2018/wordml" xmlns:w16du="http://schemas.microsoft.com/office/word/2023/wordml/word16du" xmlns:w16sdtdh="http://schemas.microsoft.com/office/word/2020/wordml/sdtdatahash" xmlns:w16sdtfl="http://schemas.microsoft.com/office/word/2024/wordml/sdtformatlock" xmlns:w16se="http://schemas.microsoft.com/office/word/2015/wordml/symex" xmlns:wpg="http://schemas.microsoft.com/office/word/2010/wordprocessingGroup" xmlns:wpi="http://schemas.microsoft.com/office/word/2010/wordprocessingInk" xmlns:wne="http://schemas.microsoft.com/office/word/2006/wordml" xmlns:wps="http://schemas.microsoft.com/office/word/2010/wordprocessingShape" mc:Ignorable="w14 w15 w16se w16cid w16 w16cex w16sdtdh w16sdtfl w16du wp14">
   <w:body>
     <w:p>
       <w:pPr>
@@ -152,6 +152,7 @@
           </w14:textOutline>
         </w:rPr>
       </w:pPr>
+      <w:proofErr w:type="gramStart"/>
       <w:r>
         <w:rPr>
           <w:color w:val="000000" w:themeColor="text1"/>
@@ -168,11 +169,10 @@
             <w14:round/>
           </w14:textOutline>
         </w:rPr>
-        <w:t>the c programing language is one of the most important and influential programing language.</w:t>
-      </w:r>
-    </w:p>
-    <w:p>
-      <w:pPr>
+        <w:t>the c</w:t>
+      </w:r>
+      <w:proofErr w:type="gramEnd"/>
+      <w:r>
         <w:rPr>
           <w:color w:val="000000" w:themeColor="text1"/>
           <w:sz w:val="24"/>
@@ -188,7 +188,9 @@
             <w14:round/>
           </w14:textOutline>
         </w:rPr>
-      </w:pPr>
+        <w:t xml:space="preserve"> programing language is one of the most important and influential programing </w:t>
+      </w:r>
+      <w:proofErr w:type="gramStart"/>
       <w:r>
         <w:rPr>
           <w:color w:val="000000" w:themeColor="text1"/>
@@ -205,9 +207,9 @@
             <w14:round/>
           </w14:textOutline>
         </w:rPr>
-        <w:t xml:space="preserve">It was developed in the early 1970’s by </w:t>
-      </w:r>
-      <w:proofErr w:type="spellStart"/>
+        <w:t>language</w:t>
+      </w:r>
+      <w:proofErr w:type="gramEnd"/>
       <w:r>
         <w:rPr>
           <w:color w:val="000000" w:themeColor="text1"/>
@@ -224,10 +226,11 @@
             <w14:round/>
           </w14:textOutline>
         </w:rPr>
-        <w:t>dennis</w:t>
-      </w:r>
-      <w:proofErr w:type="spellEnd"/>
-      <w:r>
+        <w:t>.</w:t>
+      </w:r>
+    </w:p>
+    <w:p>
+      <w:pPr>
         <w:rPr>
           <w:color w:val="000000" w:themeColor="text1"/>
           <w:sz w:val="24"/>
@@ -243,11 +246,8 @@
             <w14:round/>
           </w14:textOutline>
         </w:rPr>
-        <w:t xml:space="preserve"> Ritchie at bell labs.</w:t>
-      </w:r>
-    </w:p>
-    <w:p>
-      <w:pPr>
+      </w:pPr>
+      <w:r>
         <w:rPr>
           <w:color w:val="000000" w:themeColor="text1"/>
           <w:sz w:val="24"/>
@@ -263,7 +263,9 @@
             <w14:round/>
           </w14:textOutline>
         </w:rPr>
-      </w:pPr>
+        <w:t xml:space="preserve">It was developed in the early 1970’s by </w:t>
+      </w:r>
+      <w:proofErr w:type="spellStart"/>
       <w:r>
         <w:rPr>
           <w:color w:val="000000" w:themeColor="text1"/>
@@ -280,8 +282,9 @@
             <w14:round/>
           </w14:textOutline>
         </w:rPr>
-        <w:t xml:space="preserve">C programing is important </w:t>
-      </w:r>
+        <w:t>dennis</w:t>
+      </w:r>
+      <w:proofErr w:type="spellEnd"/>
       <w:r>
         <w:rPr>
           <w:color w:val="000000" w:themeColor="text1"/>
@@ -298,6 +301,61 @@
             <w14:round/>
           </w14:textOutline>
         </w:rPr>
+        <w:t xml:space="preserve"> Ritchie at bell labs.</w:t>
+      </w:r>
+    </w:p>
+    <w:p>
+      <w:pPr>
+        <w:rPr>
+          <w:color w:val="000000" w:themeColor="text1"/>
+          <w:sz w:val="24"/>
+          <w:szCs w:val="24"/>
+          <w14:shadow w14:blurRad="38100" w14:dist="19050" w14:dir="2700000" w14:sx="100000" w14:sy="100000" w14:kx="0" w14:ky="0" w14:algn="tl">
+            <w14:schemeClr w14:val="dk1">
+              <w14:alpha w14:val="60000"/>
+            </w14:schemeClr>
+          </w14:shadow>
+          <w14:textOutline w14:w="0" w14:cap="flat" w14:cmpd="sng" w14:algn="ctr">
+            <w14:noFill/>
+            <w14:prstDash w14:val="solid"/>
+            <w14:round/>
+          </w14:textOutline>
+        </w:rPr>
+      </w:pPr>
+      <w:r>
+        <w:rPr>
+          <w:color w:val="000000" w:themeColor="text1"/>
+          <w:sz w:val="24"/>
+          <w:szCs w:val="24"/>
+          <w14:shadow w14:blurRad="38100" w14:dist="19050" w14:dir="2700000" w14:sx="100000" w14:sy="100000" w14:kx="0" w14:ky="0" w14:algn="tl">
+            <w14:schemeClr w14:val="dk1">
+              <w14:alpha w14:val="60000"/>
+            </w14:schemeClr>
+          </w14:shadow>
+          <w14:textOutline w14:w="0" w14:cap="flat" w14:cmpd="sng" w14:algn="ctr">
+            <w14:noFill/>
+            <w14:prstDash w14:val="solid"/>
+            <w14:round/>
+          </w14:textOutline>
+        </w:rPr>
+        <w:t xml:space="preserve">C programing is important </w:t>
+      </w:r>
+      <w:r>
+        <w:rPr>
+          <w:color w:val="000000" w:themeColor="text1"/>
+          <w:sz w:val="24"/>
+          <w:szCs w:val="24"/>
+          <w14:shadow w14:blurRad="38100" w14:dist="19050" w14:dir="2700000" w14:sx="100000" w14:sy="100000" w14:kx="0" w14:ky="0" w14:algn="tl">
+            <w14:schemeClr w14:val="dk1">
+              <w14:alpha w14:val="60000"/>
+            </w14:schemeClr>
+          </w14:shadow>
+          <w14:textOutline w14:w="0" w14:cap="flat" w14:cmpd="sng" w14:algn="ctr">
+            <w14:noFill/>
+            <w14:prstDash w14:val="solid"/>
+            <w14:round/>
+          </w14:textOutline>
+        </w:rPr>
         <w:t xml:space="preserve">because it forms the functions for many famous programming languages like python, java, </w:t>
       </w:r>
       <w:proofErr w:type="spellStart"/>
@@ -394,7 +452,7 @@
             <w14:round/>
           </w14:textOutline>
         </w:rPr>
-        <w:t>concept</w:t>
+        <w:t>concept like</w:t>
       </w:r>
       <w:proofErr w:type="gramEnd"/>
       <w:r>
@@ -413,11 +471,10 @@
             <w14:round/>
           </w14:textOutline>
         </w:rPr>
-        <w:t xml:space="preserve"> like loops functions variable, and pointer used in modern language come directly from c.</w:t>
-      </w:r>
-    </w:p>
-    <w:p>
-      <w:pPr>
+        <w:t xml:space="preserve"> loops functions variable, and </w:t>
+      </w:r>
+      <w:proofErr w:type="gramStart"/>
+      <w:r>
         <w:rPr>
           <w:color w:val="000000" w:themeColor="text1"/>
           <w:sz w:val="24"/>
@@ -433,7 +490,9 @@
             <w14:round/>
           </w14:textOutline>
         </w:rPr>
-      </w:pPr>
+        <w:t>pointer</w:t>
+      </w:r>
+      <w:proofErr w:type="gramEnd"/>
       <w:r>
         <w:rPr>
           <w:color w:val="000000" w:themeColor="text1"/>
@@ -450,10 +509,11 @@
             <w14:round/>
           </w14:textOutline>
         </w:rPr>
-        <w:t xml:space="preserve">The first major used of c was in rewriting the </w:t>
-      </w:r>
-      <w:proofErr w:type="spellStart"/>
-      <w:r>
+        <w:t xml:space="preserve"> used in modern language come directly from c.</w:t>
+      </w:r>
+    </w:p>
+    <w:p>
+      <w:pPr>
         <w:rPr>
           <w:color w:val="000000" w:themeColor="text1"/>
           <w:sz w:val="24"/>
@@ -469,9 +529,7 @@
             <w14:round/>
           </w14:textOutline>
         </w:rPr>
-        <w:t>unix</w:t>
-      </w:r>
-      <w:proofErr w:type="spellEnd"/>
+      </w:pPr>
       <w:r>
         <w:rPr>
           <w:color w:val="000000" w:themeColor="text1"/>
@@ -488,7 +546,7 @@
             <w14:round/>
           </w14:textOutline>
         </w:rPr>
-        <w:t xml:space="preserve"> </w:t>
+        <w:t xml:space="preserve">The first major used of c was in rewriting the </w:t>
       </w:r>
       <w:proofErr w:type="spellStart"/>
       <w:r>
@@ -507,7 +565,7 @@
             <w14:round/>
           </w14:textOutline>
         </w:rPr>
-        <w:t>os</w:t>
+        <w:t>unix</w:t>
       </w:r>
       <w:proofErr w:type="spellEnd"/>
       <w:r>
@@ -526,7 +584,7 @@
             <w14:round/>
           </w14:textOutline>
         </w:rPr>
-        <w:t xml:space="preserve"> since </w:t>
+        <w:t xml:space="preserve"> </w:t>
       </w:r>
       <w:proofErr w:type="spellStart"/>
       <w:r>
@@ -545,7 +603,7 @@
             <w14:round/>
           </w14:textOutline>
         </w:rPr>
-        <w:t>unix</w:t>
+        <w:t>os</w:t>
       </w:r>
       <w:proofErr w:type="spellEnd"/>
       <w:r>
@@ -564,7 +622,7 @@
             <w14:round/>
           </w14:textOutline>
         </w:rPr>
-        <w:t xml:space="preserve"> was written in c it became easier to move the </w:t>
+        <w:t xml:space="preserve"> since </w:t>
       </w:r>
       <w:proofErr w:type="spellStart"/>
       <w:r>
@@ -583,7 +641,7 @@
             <w14:round/>
           </w14:textOutline>
         </w:rPr>
-        <w:t>os</w:t>
+        <w:t>unix</w:t>
       </w:r>
       <w:proofErr w:type="spellEnd"/>
       <w:r>
@@ -602,11 +660,10 @@
             <w14:round/>
           </w14:textOutline>
         </w:rPr>
-        <w:t xml:space="preserve"> from one computer system to another compute system.</w:t>
-      </w:r>
-    </w:p>
-    <w:p>
-      <w:pPr>
+        <w:t xml:space="preserve"> was written in c it became easier to move the </w:t>
+      </w:r>
+      <w:proofErr w:type="spellStart"/>
+      <w:r>
         <w:rPr>
           <w:color w:val="000000" w:themeColor="text1"/>
           <w:sz w:val="24"/>
@@ -622,7 +679,9 @@
             <w14:round/>
           </w14:textOutline>
         </w:rPr>
-      </w:pPr>
+        <w:t>os</w:t>
+      </w:r>
+      <w:proofErr w:type="spellEnd"/>
       <w:r>
         <w:rPr>
           <w:color w:val="000000" w:themeColor="text1"/>
@@ -639,9 +698,11 @@
             <w14:round/>
           </w14:textOutline>
         </w:rPr>
-        <w:t xml:space="preserve">Another reason c remains popular is its educational value learning </w:t>
-      </w:r>
-      <w:r>
+        <w:t xml:space="preserve"> from one computer system to another compute system.</w:t>
+      </w:r>
+    </w:p>
+    <w:p>
+      <w:pPr>
         <w:rPr>
           <w:color w:val="000000" w:themeColor="text1"/>
           <w:sz w:val="24"/>
@@ -657,7 +718,118 @@
             <w14:round/>
           </w14:textOutline>
         </w:rPr>
-        <w:t>c helps student how computer works internally including memory management and data handling.</w:t>
+      </w:pPr>
+      <w:r>
+        <w:rPr>
+          <w:color w:val="000000" w:themeColor="text1"/>
+          <w:sz w:val="24"/>
+          <w:szCs w:val="24"/>
+          <w14:shadow w14:blurRad="38100" w14:dist="19050" w14:dir="2700000" w14:sx="100000" w14:sy="100000" w14:kx="0" w14:ky="0" w14:algn="tl">
+            <w14:schemeClr w14:val="dk1">
+              <w14:alpha w14:val="60000"/>
+            </w14:schemeClr>
+          </w14:shadow>
+          <w14:textOutline w14:w="0" w14:cap="flat" w14:cmpd="sng" w14:algn="ctr">
+            <w14:noFill/>
+            <w14:prstDash w14:val="solid"/>
+            <w14:round/>
+          </w14:textOutline>
+        </w:rPr>
+        <w:t xml:space="preserve">Another reason c remains popular is its educational value learning </w:t>
+      </w:r>
+      <w:r>
+        <w:rPr>
+          <w:color w:val="000000" w:themeColor="text1"/>
+          <w:sz w:val="24"/>
+          <w:szCs w:val="24"/>
+          <w14:shadow w14:blurRad="38100" w14:dist="19050" w14:dir="2700000" w14:sx="100000" w14:sy="100000" w14:kx="0" w14:ky="0" w14:algn="tl">
+            <w14:schemeClr w14:val="dk1">
+              <w14:alpha w14:val="60000"/>
+            </w14:schemeClr>
+          </w14:shadow>
+          <w14:textOutline w14:w="0" w14:cap="flat" w14:cmpd="sng" w14:algn="ctr">
+            <w14:noFill/>
+            <w14:prstDash w14:val="solid"/>
+            <w14:round/>
+          </w14:textOutline>
+        </w:rPr>
+        <w:t xml:space="preserve">c helps </w:t>
+      </w:r>
+      <w:proofErr w:type="gramStart"/>
+      <w:r>
+        <w:rPr>
+          <w:color w:val="000000" w:themeColor="text1"/>
+          <w:sz w:val="24"/>
+          <w:szCs w:val="24"/>
+          <w14:shadow w14:blurRad="38100" w14:dist="19050" w14:dir="2700000" w14:sx="100000" w14:sy="100000" w14:kx="0" w14:ky="0" w14:algn="tl">
+            <w14:schemeClr w14:val="dk1">
+              <w14:alpha w14:val="60000"/>
+            </w14:schemeClr>
+          </w14:shadow>
+          <w14:textOutline w14:w="0" w14:cap="flat" w14:cmpd="sng" w14:algn="ctr">
+            <w14:noFill/>
+            <w14:prstDash w14:val="solid"/>
+            <w14:round/>
+          </w14:textOutline>
+        </w:rPr>
+        <w:t>student</w:t>
+      </w:r>
+      <w:proofErr w:type="gramEnd"/>
+      <w:r>
+        <w:rPr>
+          <w:color w:val="000000" w:themeColor="text1"/>
+          <w:sz w:val="24"/>
+          <w:szCs w:val="24"/>
+          <w14:shadow w14:blurRad="38100" w14:dist="19050" w14:dir="2700000" w14:sx="100000" w14:sy="100000" w14:kx="0" w14:ky="0" w14:algn="tl">
+            <w14:schemeClr w14:val="dk1">
+              <w14:alpha w14:val="60000"/>
+            </w14:schemeClr>
+          </w14:shadow>
+          <w14:textOutline w14:w="0" w14:cap="flat" w14:cmpd="sng" w14:algn="ctr">
+            <w14:noFill/>
+            <w14:prstDash w14:val="solid"/>
+            <w14:round/>
+          </w14:textOutline>
+        </w:rPr>
+        <w:t xml:space="preserve"> how </w:t>
+      </w:r>
+      <w:proofErr w:type="gramStart"/>
+      <w:r>
+        <w:rPr>
+          <w:color w:val="000000" w:themeColor="text1"/>
+          <w:sz w:val="24"/>
+          <w:szCs w:val="24"/>
+          <w14:shadow w14:blurRad="38100" w14:dist="19050" w14:dir="2700000" w14:sx="100000" w14:sy="100000" w14:kx="0" w14:ky="0" w14:algn="tl">
+            <w14:schemeClr w14:val="dk1">
+              <w14:alpha w14:val="60000"/>
+            </w14:schemeClr>
+          </w14:shadow>
+          <w14:textOutline w14:w="0" w14:cap="flat" w14:cmpd="sng" w14:algn="ctr">
+            <w14:noFill/>
+            <w14:prstDash w14:val="solid"/>
+            <w14:round/>
+          </w14:textOutline>
+        </w:rPr>
+        <w:t>computer works</w:t>
+      </w:r>
+      <w:proofErr w:type="gramEnd"/>
+      <w:r>
+        <w:rPr>
+          <w:color w:val="000000" w:themeColor="text1"/>
+          <w:sz w:val="24"/>
+          <w:szCs w:val="24"/>
+          <w14:shadow w14:blurRad="38100" w14:dist="19050" w14:dir="2700000" w14:sx="100000" w14:sy="100000" w14:kx="0" w14:ky="0" w14:algn="tl">
+            <w14:schemeClr w14:val="dk1">
+              <w14:alpha w14:val="60000"/>
+            </w14:schemeClr>
+          </w14:shadow>
+          <w14:textOutline w14:w="0" w14:cap="flat" w14:cmpd="sng" w14:algn="ctr">
+            <w14:noFill/>
+            <w14:prstDash w14:val="solid"/>
+            <w14:round/>
+          </w14:textOutline>
+        </w:rPr>
+        <w:t xml:space="preserve"> internally including memory management and data handling.</w:t>
       </w:r>
     </w:p>
     <w:p>
@@ -854,9 +1026,9 @@
             <w14:round/>
           </w14:textOutline>
         </w:rPr>
-        <w:t xml:space="preserve">C is used in device like washing machine, cars, robots, and smart </w:t>
-      </w:r>
-      <w:proofErr w:type="spellStart"/>
+        <w:t xml:space="preserve">C is used in </w:t>
+      </w:r>
+      <w:proofErr w:type="gramStart"/>
       <w:r>
         <w:rPr>
           <w:color w:val="000000" w:themeColor="text1"/>
@@ -873,9 +1045,9 @@
             <w14:round/>
           </w14:textOutline>
         </w:rPr>
-        <w:t>tv</w:t>
-      </w:r>
-      <w:proofErr w:type="spellEnd"/>
+        <w:t>device</w:t>
+      </w:r>
+      <w:proofErr w:type="gramEnd"/>
       <w:r>
         <w:rPr>
           <w:color w:val="000000" w:themeColor="text1"/>
@@ -892,7 +1064,83 @@
             <w14:round/>
           </w14:textOutline>
         </w:rPr>
-        <w:t xml:space="preserve"> because it is feel and efficient.</w:t>
+        <w:t xml:space="preserve"> like washing </w:t>
+      </w:r>
+      <w:proofErr w:type="gramStart"/>
+      <w:r>
+        <w:rPr>
+          <w:color w:val="000000" w:themeColor="text1"/>
+          <w:sz w:val="24"/>
+          <w:szCs w:val="24"/>
+          <w14:shadow w14:blurRad="38100" w14:dist="19050" w14:dir="2700000" w14:sx="100000" w14:sy="100000" w14:kx="0" w14:ky="0" w14:algn="tl">
+            <w14:schemeClr w14:val="dk1">
+              <w14:alpha w14:val="60000"/>
+            </w14:schemeClr>
+          </w14:shadow>
+          <w14:textOutline w14:w="0" w14:cap="flat" w14:cmpd="sng" w14:algn="ctr">
+            <w14:noFill/>
+            <w14:prstDash w14:val="solid"/>
+            <w14:round/>
+          </w14:textOutline>
+        </w:rPr>
+        <w:t>machine</w:t>
+      </w:r>
+      <w:proofErr w:type="gramEnd"/>
+      <w:r>
+        <w:rPr>
+          <w:color w:val="000000" w:themeColor="text1"/>
+          <w:sz w:val="24"/>
+          <w:szCs w:val="24"/>
+          <w14:shadow w14:blurRad="38100" w14:dist="19050" w14:dir="2700000" w14:sx="100000" w14:sy="100000" w14:kx="0" w14:ky="0" w14:algn="tl">
+            <w14:schemeClr w14:val="dk1">
+              <w14:alpha w14:val="60000"/>
+            </w14:schemeClr>
+          </w14:shadow>
+          <w14:textOutline w14:w="0" w14:cap="flat" w14:cmpd="sng" w14:algn="ctr">
+            <w14:noFill/>
+            <w14:prstDash w14:val="solid"/>
+            <w14:round/>
+          </w14:textOutline>
+        </w:rPr>
+        <w:t xml:space="preserve">, cars, robots, and smart tv because it is </w:t>
+      </w:r>
+      <w:proofErr w:type="gramStart"/>
+      <w:r>
+        <w:rPr>
+          <w:color w:val="000000" w:themeColor="text1"/>
+          <w:sz w:val="24"/>
+          <w:szCs w:val="24"/>
+          <w14:shadow w14:blurRad="38100" w14:dist="19050" w14:dir="2700000" w14:sx="100000" w14:sy="100000" w14:kx="0" w14:ky="0" w14:algn="tl">
+            <w14:schemeClr w14:val="dk1">
+              <w14:alpha w14:val="60000"/>
+            </w14:schemeClr>
+          </w14:shadow>
+          <w14:textOutline w14:w="0" w14:cap="flat" w14:cmpd="sng" w14:algn="ctr">
+            <w14:noFill/>
+            <w14:prstDash w14:val="solid"/>
+            <w14:round/>
+          </w14:textOutline>
+        </w:rPr>
+        <w:t>feel</w:t>
+      </w:r>
+      <w:proofErr w:type="gramEnd"/>
+      <w:r>
+        <w:rPr>
+          <w:color w:val="000000" w:themeColor="text1"/>
+          <w:sz w:val="24"/>
+          <w:szCs w:val="24"/>
+          <w14:shadow w14:blurRad="38100" w14:dist="19050" w14:dir="2700000" w14:sx="100000" w14:sy="100000" w14:kx="0" w14:ky="0" w14:algn="tl">
+            <w14:schemeClr w14:val="dk1">
+              <w14:alpha w14:val="60000"/>
+            </w14:schemeClr>
+          </w14:shadow>
+          <w14:textOutline w14:w="0" w14:cap="flat" w14:cmpd="sng" w14:algn="ctr">
+            <w14:noFill/>
+            <w14:prstDash w14:val="solid"/>
+            <w14:round/>
+          </w14:textOutline>
+        </w:rPr>
+        <w:t xml:space="preserve"> and efficient.</w:t>
       </w:r>
     </w:p>
     <w:p>
@@ -1517,7 +1765,45 @@
             <w14:round/>
           </w14:textOutline>
         </w:rPr>
-        <w:t xml:space="preserve">    -  install and start coding </w:t>
+        <w:t xml:space="preserve">    </w:t>
+      </w:r>
+      <w:proofErr w:type="gramStart"/>
+      <w:r>
+        <w:rPr>
+          <w:color w:val="000000" w:themeColor="text1"/>
+          <w:sz w:val="28"/>
+          <w:szCs w:val="28"/>
+          <w14:shadow w14:blurRad="38100" w14:dist="19050" w14:dir="2700000" w14:sx="100000" w14:sy="100000" w14:kx="0" w14:ky="0" w14:algn="tl">
+            <w14:schemeClr w14:val="dk1">
+              <w14:alpha w14:val="60000"/>
+            </w14:schemeClr>
+          </w14:shadow>
+          <w14:textOutline w14:w="0" w14:cap="flat" w14:cmpd="sng" w14:algn="ctr">
+            <w14:noFill/>
+            <w14:prstDash w14:val="solid"/>
+            <w14:round/>
+          </w14:textOutline>
+        </w:rPr>
+        <w:t>-  install</w:t>
+      </w:r>
+      <w:proofErr w:type="gramEnd"/>
+      <w:r>
+        <w:rPr>
+          <w:color w:val="000000" w:themeColor="text1"/>
+          <w:sz w:val="28"/>
+          <w:szCs w:val="28"/>
+          <w14:shadow w14:blurRad="38100" w14:dist="19050" w14:dir="2700000" w14:sx="100000" w14:sy="100000" w14:kx="0" w14:ky="0" w14:algn="tl">
+            <w14:schemeClr w14:val="dk1">
+              <w14:alpha w14:val="60000"/>
+            </w14:schemeClr>
+          </w14:shadow>
+          <w14:textOutline w14:w="0" w14:cap="flat" w14:cmpd="sng" w14:algn="ctr">
+            <w14:noFill/>
+            <w14:prstDash w14:val="solid"/>
+            <w14:round/>
+          </w14:textOutline>
+        </w:rPr>
+        <w:t xml:space="preserve"> and start coding </w:t>
       </w:r>
     </w:p>
     <w:p>
@@ -1987,7 +2273,45 @@
             <w14:round/>
           </w14:textOutline>
         </w:rPr>
-        <w:t xml:space="preserve"> and ides make coding easier </w:t>
+        <w:t xml:space="preserve"> and </w:t>
+      </w:r>
+      <w:proofErr w:type="gramStart"/>
+      <w:r>
+        <w:rPr>
+          <w:color w:val="000000" w:themeColor="text1"/>
+          <w:sz w:val="28"/>
+          <w:szCs w:val="28"/>
+          <w14:shadow w14:blurRad="38100" w14:dist="19050" w14:dir="2700000" w14:sx="100000" w14:sy="100000" w14:kx="0" w14:ky="0" w14:algn="tl">
+            <w14:schemeClr w14:val="dk1">
+              <w14:alpha w14:val="60000"/>
+            </w14:schemeClr>
+          </w14:shadow>
+          <w14:textOutline w14:w="0" w14:cap="flat" w14:cmpd="sng" w14:algn="ctr">
+            <w14:noFill/>
+            <w14:prstDash w14:val="solid"/>
+            <w14:round/>
+          </w14:textOutline>
+        </w:rPr>
+        <w:t>ides</w:t>
+      </w:r>
+      <w:proofErr w:type="gramEnd"/>
+      <w:r>
+        <w:rPr>
+          <w:color w:val="000000" w:themeColor="text1"/>
+          <w:sz w:val="28"/>
+          <w:szCs w:val="28"/>
+          <w14:shadow w14:blurRad="38100" w14:dist="19050" w14:dir="2700000" w14:sx="100000" w14:sy="100000" w14:kx="0" w14:ky="0" w14:algn="tl">
+            <w14:schemeClr w14:val="dk1">
+              <w14:alpha w14:val="60000"/>
+            </w14:schemeClr>
+          </w14:shadow>
+          <w14:textOutline w14:w="0" w14:cap="flat" w14:cmpd="sng" w14:algn="ctr">
+            <w14:noFill/>
+            <w14:prstDash w14:val="solid"/>
+            <w14:round/>
+          </w14:textOutline>
+        </w:rPr>
+        <w:t xml:space="preserve"> make coding easier </w:t>
       </w:r>
     </w:p>
     <w:p>
@@ -2142,7 +2466,121 @@
             <w14:round/>
           </w14:textOutline>
         </w:rPr>
-        <w:t>onsists of different parts such as header files main function comments data types and variable.</w:t>
+        <w:t xml:space="preserve">onsists of different parts such as header </w:t>
+      </w:r>
+      <w:proofErr w:type="gramStart"/>
+      <w:r>
+        <w:rPr>
+          <w:color w:val="000000" w:themeColor="text1"/>
+          <w:sz w:val="28"/>
+          <w:szCs w:val="28"/>
+          <w14:shadow w14:blurRad="38100" w14:dist="19050" w14:dir="2700000" w14:sx="100000" w14:sy="100000" w14:kx="0" w14:ky="0" w14:algn="tl">
+            <w14:schemeClr w14:val="dk1">
+              <w14:alpha w14:val="60000"/>
+            </w14:schemeClr>
+          </w14:shadow>
+          <w14:textOutline w14:w="0" w14:cap="flat" w14:cmpd="sng" w14:algn="ctr">
+            <w14:noFill/>
+            <w14:prstDash w14:val="solid"/>
+            <w14:round/>
+          </w14:textOutline>
+        </w:rPr>
+        <w:t>files</w:t>
+      </w:r>
+      <w:proofErr w:type="gramEnd"/>
+      <w:r>
+        <w:rPr>
+          <w:color w:val="000000" w:themeColor="text1"/>
+          <w:sz w:val="28"/>
+          <w:szCs w:val="28"/>
+          <w14:shadow w14:blurRad="38100" w14:dist="19050" w14:dir="2700000" w14:sx="100000" w14:sy="100000" w14:kx="0" w14:ky="0" w14:algn="tl">
+            <w14:schemeClr w14:val="dk1">
+              <w14:alpha w14:val="60000"/>
+            </w14:schemeClr>
+          </w14:shadow>
+          <w14:textOutline w14:w="0" w14:cap="flat" w14:cmpd="sng" w14:algn="ctr">
+            <w14:noFill/>
+            <w14:prstDash w14:val="solid"/>
+            <w14:round/>
+          </w14:textOutline>
+        </w:rPr>
+        <w:t xml:space="preserve"> main function </w:t>
+      </w:r>
+      <w:proofErr w:type="gramStart"/>
+      <w:r>
+        <w:rPr>
+          <w:color w:val="000000" w:themeColor="text1"/>
+          <w:sz w:val="28"/>
+          <w:szCs w:val="28"/>
+          <w14:shadow w14:blurRad="38100" w14:dist="19050" w14:dir="2700000" w14:sx="100000" w14:sy="100000" w14:kx="0" w14:ky="0" w14:algn="tl">
+            <w14:schemeClr w14:val="dk1">
+              <w14:alpha w14:val="60000"/>
+            </w14:schemeClr>
+          </w14:shadow>
+          <w14:textOutline w14:w="0" w14:cap="flat" w14:cmpd="sng" w14:algn="ctr">
+            <w14:noFill/>
+            <w14:prstDash w14:val="solid"/>
+            <w14:round/>
+          </w14:textOutline>
+        </w:rPr>
+        <w:t>comments</w:t>
+      </w:r>
+      <w:proofErr w:type="gramEnd"/>
+      <w:r>
+        <w:rPr>
+          <w:color w:val="000000" w:themeColor="text1"/>
+          <w:sz w:val="28"/>
+          <w:szCs w:val="28"/>
+          <w14:shadow w14:blurRad="38100" w14:dist="19050" w14:dir="2700000" w14:sx="100000" w14:sy="100000" w14:kx="0" w14:ky="0" w14:algn="tl">
+            <w14:schemeClr w14:val="dk1">
+              <w14:alpha w14:val="60000"/>
+            </w14:schemeClr>
+          </w14:shadow>
+          <w14:textOutline w14:w="0" w14:cap="flat" w14:cmpd="sng" w14:algn="ctr">
+            <w14:noFill/>
+            <w14:prstDash w14:val="solid"/>
+            <w14:round/>
+          </w14:textOutline>
+        </w:rPr>
+        <w:t xml:space="preserve"> data types and </w:t>
+      </w:r>
+      <w:proofErr w:type="gramStart"/>
+      <w:r>
+        <w:rPr>
+          <w:color w:val="000000" w:themeColor="text1"/>
+          <w:sz w:val="28"/>
+          <w:szCs w:val="28"/>
+          <w14:shadow w14:blurRad="38100" w14:dist="19050" w14:dir="2700000" w14:sx="100000" w14:sy="100000" w14:kx="0" w14:ky="0" w14:algn="tl">
+            <w14:schemeClr w14:val="dk1">
+              <w14:alpha w14:val="60000"/>
+            </w14:schemeClr>
+          </w14:shadow>
+          <w14:textOutline w14:w="0" w14:cap="flat" w14:cmpd="sng" w14:algn="ctr">
+            <w14:noFill/>
+            <w14:prstDash w14:val="solid"/>
+            <w14:round/>
+          </w14:textOutline>
+        </w:rPr>
+        <w:t>variable</w:t>
+      </w:r>
+      <w:proofErr w:type="gramEnd"/>
+      <w:r>
+        <w:rPr>
+          <w:color w:val="000000" w:themeColor="text1"/>
+          <w:sz w:val="28"/>
+          <w:szCs w:val="28"/>
+          <w14:shadow w14:blurRad="38100" w14:dist="19050" w14:dir="2700000" w14:sx="100000" w14:sy="100000" w14:kx="0" w14:ky="0" w14:algn="tl">
+            <w14:schemeClr w14:val="dk1">
+              <w14:alpha w14:val="60000"/>
+            </w14:schemeClr>
+          </w14:shadow>
+          <w14:textOutline w14:w="0" w14:cap="flat" w14:cmpd="sng" w14:algn="ctr">
+            <w14:noFill/>
+            <w14:prstDash w14:val="solid"/>
+            <w14:round/>
+          </w14:textOutline>
+        </w:rPr>
+        <w:t>.</w:t>
       </w:r>
     </w:p>
     <w:p>
@@ -2330,27 +2768,8 @@
             <w14:round/>
           </w14:textOutline>
         </w:rPr>
-        <w:t>- execution of program start from main()</w:t>
-      </w:r>
-    </w:p>
-    <w:p>
-      <w:pPr>
-        <w:rPr>
-          <w:color w:val="000000" w:themeColor="text1"/>
-          <w:sz w:val="28"/>
-          <w:szCs w:val="28"/>
-          <w14:shadow w14:blurRad="38100" w14:dist="19050" w14:dir="2700000" w14:sx="100000" w14:sy="100000" w14:kx="0" w14:ky="0" w14:algn="tl">
-            <w14:schemeClr w14:val="dk1">
-              <w14:alpha w14:val="60000"/>
-            </w14:schemeClr>
-          </w14:shadow>
-          <w14:textOutline w14:w="0" w14:cap="flat" w14:cmpd="sng" w14:algn="ctr">
-            <w14:noFill/>
-            <w14:prstDash w14:val="solid"/>
-            <w14:round/>
-          </w14:textOutline>
-        </w:rPr>
-      </w:pPr>
+        <w:t xml:space="preserve">- execution of program start from </w:t>
+      </w:r>
       <w:proofErr w:type="gramStart"/>
       <w:r>
         <w:rPr>
@@ -2368,6 +2787,63 @@
             <w14:round/>
           </w14:textOutline>
         </w:rPr>
+        <w:t>main(</w:t>
+      </w:r>
+      <w:proofErr w:type="gramEnd"/>
+      <w:r>
+        <w:rPr>
+          <w:color w:val="000000" w:themeColor="text1"/>
+          <w:sz w:val="28"/>
+          <w:szCs w:val="28"/>
+          <w14:shadow w14:blurRad="38100" w14:dist="19050" w14:dir="2700000" w14:sx="100000" w14:sy="100000" w14:kx="0" w14:ky="0" w14:algn="tl">
+            <w14:schemeClr w14:val="dk1">
+              <w14:alpha w14:val="60000"/>
+            </w14:schemeClr>
+          </w14:shadow>
+          <w14:textOutline w14:w="0" w14:cap="flat" w14:cmpd="sng" w14:algn="ctr">
+            <w14:noFill/>
+            <w14:prstDash w14:val="solid"/>
+            <w14:round/>
+          </w14:textOutline>
+        </w:rPr>
+        <w:t>)</w:t>
+      </w:r>
+    </w:p>
+    <w:p>
+      <w:pPr>
+        <w:rPr>
+          <w:color w:val="000000" w:themeColor="text1"/>
+          <w:sz w:val="28"/>
+          <w:szCs w:val="28"/>
+          <w14:shadow w14:blurRad="38100" w14:dist="19050" w14:dir="2700000" w14:sx="100000" w14:sy="100000" w14:kx="0" w14:ky="0" w14:algn="tl">
+            <w14:schemeClr w14:val="dk1">
+              <w14:alpha w14:val="60000"/>
+            </w14:schemeClr>
+          </w14:shadow>
+          <w14:textOutline w14:w="0" w14:cap="flat" w14:cmpd="sng" w14:algn="ctr">
+            <w14:noFill/>
+            <w14:prstDash w14:val="solid"/>
+            <w14:round/>
+          </w14:textOutline>
+        </w:rPr>
+      </w:pPr>
+      <w:proofErr w:type="gramStart"/>
+      <w:r>
+        <w:rPr>
+          <w:color w:val="000000" w:themeColor="text1"/>
+          <w:sz w:val="28"/>
+          <w:szCs w:val="28"/>
+          <w14:shadow w14:blurRad="38100" w14:dist="19050" w14:dir="2700000" w14:sx="100000" w14:sy="100000" w14:kx="0" w14:ky="0" w14:algn="tl">
+            <w14:schemeClr w14:val="dk1">
+              <w14:alpha w14:val="60000"/>
+            </w14:schemeClr>
+          </w14:shadow>
+          <w14:textOutline w14:w="0" w14:cap="flat" w14:cmpd="sng" w14:algn="ctr">
+            <w14:noFill/>
+            <w14:prstDash w14:val="solid"/>
+            <w14:round/>
+          </w14:textOutline>
+        </w:rPr>
         <w:t>Comments:-</w:t>
       </w:r>
       <w:proofErr w:type="gramEnd"/>
@@ -2462,46 +2938,66 @@
             <w14:round/>
           </w14:textOutline>
         </w:rPr>
-        <w:t xml:space="preserve"> defines the types of data like </w:t>
-      </w:r>
-      <w:proofErr w:type="spellStart"/>
-      <w:r>
-        <w:rPr>
-          <w:color w:val="000000" w:themeColor="text1"/>
-          <w:sz w:val="28"/>
-          <w:szCs w:val="28"/>
-          <w14:shadow w14:blurRad="38100" w14:dist="19050" w14:dir="2700000" w14:sx="100000" w14:sy="100000" w14:kx="0" w14:ky="0" w14:algn="tl">
-            <w14:schemeClr w14:val="dk1">
-              <w14:alpha w14:val="60000"/>
-            </w14:schemeClr>
-          </w14:shadow>
-          <w14:textOutline w14:w="0" w14:cap="flat" w14:cmpd="sng" w14:algn="ctr">
-            <w14:noFill/>
-            <w14:prstDash w14:val="solid"/>
-            <w14:round/>
-          </w14:textOutline>
-        </w:rPr>
-        <w:t>int</w:t>
-      </w:r>
-      <w:proofErr w:type="spellEnd"/>
-      <w:r>
-        <w:rPr>
-          <w:color w:val="000000" w:themeColor="text1"/>
-          <w:sz w:val="28"/>
-          <w:szCs w:val="28"/>
-          <w14:shadow w14:blurRad="38100" w14:dist="19050" w14:dir="2700000" w14:sx="100000" w14:sy="100000" w14:kx="0" w14:ky="0" w14:algn="tl">
-            <w14:schemeClr w14:val="dk1">
-              <w14:alpha w14:val="60000"/>
-            </w14:schemeClr>
-          </w14:shadow>
-          <w14:textOutline w14:w="0" w14:cap="flat" w14:cmpd="sng" w14:algn="ctr">
-            <w14:noFill/>
-            <w14:prstDash w14:val="solid"/>
-            <w14:round/>
-          </w14:textOutline>
-        </w:rPr>
-        <w:t xml:space="preserve"> float char</w:t>
-      </w:r>
+        <w:t xml:space="preserve"> </w:t>
+      </w:r>
+      <w:proofErr w:type="gramStart"/>
+      <w:r>
+        <w:rPr>
+          <w:color w:val="000000" w:themeColor="text1"/>
+          <w:sz w:val="28"/>
+          <w:szCs w:val="28"/>
+          <w14:shadow w14:blurRad="38100" w14:dist="19050" w14:dir="2700000" w14:sx="100000" w14:sy="100000" w14:kx="0" w14:ky="0" w14:algn="tl">
+            <w14:schemeClr w14:val="dk1">
+              <w14:alpha w14:val="60000"/>
+            </w14:schemeClr>
+          </w14:shadow>
+          <w14:textOutline w14:w="0" w14:cap="flat" w14:cmpd="sng" w14:algn="ctr">
+            <w14:noFill/>
+            <w14:prstDash w14:val="solid"/>
+            <w14:round/>
+          </w14:textOutline>
+        </w:rPr>
+        <w:t>defines</w:t>
+      </w:r>
+      <w:proofErr w:type="gramEnd"/>
+      <w:r>
+        <w:rPr>
+          <w:color w:val="000000" w:themeColor="text1"/>
+          <w:sz w:val="28"/>
+          <w:szCs w:val="28"/>
+          <w14:shadow w14:blurRad="38100" w14:dist="19050" w14:dir="2700000" w14:sx="100000" w14:sy="100000" w14:kx="0" w14:ky="0" w14:algn="tl">
+            <w14:schemeClr w14:val="dk1">
+              <w14:alpha w14:val="60000"/>
+            </w14:schemeClr>
+          </w14:shadow>
+          <w14:textOutline w14:w="0" w14:cap="flat" w14:cmpd="sng" w14:algn="ctr">
+            <w14:noFill/>
+            <w14:prstDash w14:val="solid"/>
+            <w14:round/>
+          </w14:textOutline>
+        </w:rPr>
+        <w:t xml:space="preserve"> the types of data like int float </w:t>
+      </w:r>
+      <w:proofErr w:type="gramStart"/>
+      <w:r>
+        <w:rPr>
+          <w:color w:val="000000" w:themeColor="text1"/>
+          <w:sz w:val="28"/>
+          <w:szCs w:val="28"/>
+          <w14:shadow w14:blurRad="38100" w14:dist="19050" w14:dir="2700000" w14:sx="100000" w14:sy="100000" w14:kx="0" w14:ky="0" w14:algn="tl">
+            <w14:schemeClr w14:val="dk1">
+              <w14:alpha w14:val="60000"/>
+            </w14:schemeClr>
+          </w14:shadow>
+          <w14:textOutline w14:w="0" w14:cap="flat" w14:cmpd="sng" w14:algn="ctr">
+            <w14:noFill/>
+            <w14:prstDash w14:val="solid"/>
+            <w14:round/>
+          </w14:textOutline>
+        </w:rPr>
+        <w:t>char</w:t>
+      </w:r>
+      <w:proofErr w:type="gramEnd"/>
     </w:p>
     <w:p>
       <w:pPr>
@@ -2615,7 +3111,7 @@
             <w14:round/>
           </w14:textOutline>
         </w:rPr>
-        <w:t>(</w:t>
+        <w:t>():-</w:t>
       </w:r>
       <w:proofErr w:type="gramEnd"/>
       <w:r>
@@ -2634,7 +3130,7 @@
             <w14:round/>
           </w14:textOutline>
         </w:rPr>
-        <w:t xml:space="preserve">):- function display output on screen </w:t>
+        <w:t xml:space="preserve"> function display output on screen </w:t>
       </w:r>
     </w:p>
     <w:p>
@@ -3358,7 +3854,23 @@
                 <w:sz w:val="28"/>
                 <w:szCs w:val="28"/>
               </w:rPr>
-              <w:t>a - b</w:t>
+              <w:t xml:space="preserve">a </w:t>
+            </w:r>
+            <w:r>
+              <w:rPr>
+                <w:rFonts w:ascii="Courier New" w:eastAsia="Times New Roman" w:hAnsi="Courier New" w:cs="Courier New"/>
+                <w:sz w:val="28"/>
+                <w:szCs w:val="28"/>
+              </w:rPr>
+              <w:t>–</w:t>
+            </w:r>
+            <w:r>
+              <w:rPr>
+                <w:rFonts w:ascii="Courier New" w:eastAsia="Times New Roman" w:hAnsi="Courier New" w:cs="Courier New"/>
+                <w:sz w:val="28"/>
+                <w:szCs w:val="28"/>
+              </w:rPr>
+              <w:t xml:space="preserve"> b</w:t>
             </w:r>
           </w:p>
         </w:tc>
@@ -5526,7 +6038,25 @@
           <w:sz w:val="28"/>
           <w:szCs w:val="28"/>
         </w:rPr>
-        <w:t xml:space="preserve"> expression1 : expression2;</w:t>
+        <w:t xml:space="preserve"> expression</w:t>
+      </w:r>
+      <w:proofErr w:type="gramStart"/>
+      <w:r>
+        <w:rPr>
+          <w:rFonts w:eastAsia="Times New Roman" w:cs="Times New Roman"/>
+          <w:sz w:val="28"/>
+          <w:szCs w:val="28"/>
+        </w:rPr>
+        <w:t>1 :</w:t>
+      </w:r>
+      <w:proofErr w:type="gramEnd"/>
+      <w:r>
+        <w:rPr>
+          <w:rFonts w:eastAsia="Times New Roman" w:cs="Times New Roman"/>
+          <w:sz w:val="28"/>
+          <w:szCs w:val="28"/>
+        </w:rPr>
+        <w:t xml:space="preserve"> expression2;</w:t>
       </w:r>
     </w:p>
     <w:p>
@@ -5789,7 +6319,15 @@
           <w:sz w:val="28"/>
           <w:szCs w:val="28"/>
         </w:rPr>
-        <w:t>,nestedif-else,switch</w:t>
+        <w:t>,nestedif-</w:t>
+      </w:r>
+      <w:proofErr w:type="gramStart"/>
+      <w:r>
+        <w:rPr>
+          <w:sz w:val="28"/>
+          <w:szCs w:val="28"/>
+        </w:rPr>
+        <w:t>else,switch</w:t>
       </w:r>
       <w:proofErr w:type="spellEnd"/>
       <w:r>
@@ -5797,7 +6335,15 @@
           <w:sz w:val="28"/>
           <w:szCs w:val="28"/>
         </w:rPr>
-        <w:t>).provide example of each.</w:t>
+        <w:t>).provide</w:t>
+      </w:r>
+      <w:proofErr w:type="gramEnd"/>
+      <w:r>
+        <w:rPr>
+          <w:sz w:val="28"/>
+          <w:szCs w:val="28"/>
+        </w:rPr>
+        <w:t xml:space="preserve"> example of each.</w:t>
       </w:r>
     </w:p>
     <w:p>
@@ -5889,7 +6435,23 @@
           <w:sz w:val="28"/>
           <w:szCs w:val="28"/>
         </w:rPr>
-        <w:t xml:space="preserve"> the if statement executes a block of code only when a condition is true.</w:t>
+        <w:t xml:space="preserve"> </w:t>
+      </w:r>
+      <w:proofErr w:type="gramStart"/>
+      <w:r>
+        <w:rPr>
+          <w:sz w:val="28"/>
+          <w:szCs w:val="28"/>
+        </w:rPr>
+        <w:t>the if</w:t>
+      </w:r>
+      <w:proofErr w:type="gramEnd"/>
+      <w:r>
+        <w:rPr>
+          <w:sz w:val="28"/>
+          <w:szCs w:val="28"/>
+        </w:rPr>
+        <w:t xml:space="preserve"> statement executes a block of code only when a condition is true.</w:t>
       </w:r>
     </w:p>
     <w:p>
@@ -5944,7 +6506,23 @@
           <w:sz w:val="28"/>
           <w:szCs w:val="28"/>
         </w:rPr>
-        <w:t xml:space="preserve"> the if-else statement executes a block of code only when a condition is true and another block if it is </w:t>
+        <w:t xml:space="preserve"> </w:t>
+      </w:r>
+      <w:proofErr w:type="gramStart"/>
+      <w:r>
+        <w:rPr>
+          <w:sz w:val="28"/>
+          <w:szCs w:val="28"/>
+        </w:rPr>
+        <w:t>the</w:t>
+      </w:r>
+      <w:proofErr w:type="gramEnd"/>
+      <w:r>
+        <w:rPr>
+          <w:sz w:val="28"/>
+          <w:szCs w:val="28"/>
+        </w:rPr>
+        <w:t xml:space="preserve"> if-else statement executes a block of code only when a condition is true and another block if it is </w:t>
       </w:r>
       <w:proofErr w:type="spellStart"/>
       <w:r>
@@ -6070,7 +6648,39 @@
           <w:sz w:val="28"/>
           <w:szCs w:val="28"/>
         </w:rPr>
-        <w:t xml:space="preserve"> the switch statement used to select one block of code form many options.</w:t>
+        <w:t xml:space="preserve"> </w:t>
+      </w:r>
+      <w:proofErr w:type="gramStart"/>
+      <w:r>
+        <w:rPr>
+          <w:sz w:val="28"/>
+          <w:szCs w:val="28"/>
+        </w:rPr>
+        <w:t>the</w:t>
+      </w:r>
+      <w:proofErr w:type="gramEnd"/>
+      <w:r>
+        <w:rPr>
+          <w:sz w:val="28"/>
+          <w:szCs w:val="28"/>
+        </w:rPr>
+        <w:t xml:space="preserve"> switch statement </w:t>
+      </w:r>
+      <w:proofErr w:type="gramStart"/>
+      <w:r>
+        <w:rPr>
+          <w:sz w:val="28"/>
+          <w:szCs w:val="28"/>
+        </w:rPr>
+        <w:t>used</w:t>
+      </w:r>
+      <w:proofErr w:type="gramEnd"/>
+      <w:r>
+        <w:rPr>
+          <w:sz w:val="28"/>
+          <w:szCs w:val="28"/>
+        </w:rPr>
+        <w:t xml:space="preserve"> to select one block of code form many options.</w:t>
       </w:r>
     </w:p>
     <w:p>
@@ -6096,14 +6706,7 @@
           <w:szCs w:val="48"/>
         </w:rPr>
         <w:lastRenderedPageBreak/>
-        <w:t xml:space="preserve">6. </w:t>
-      </w:r>
-      <w:r>
-        <w:rPr>
-          <w:sz w:val="48"/>
-          <w:szCs w:val="48"/>
-        </w:rPr>
-        <w:t>looping in C</w:t>
+        <w:t>6. looping in C</w:t>
       </w:r>
     </w:p>
     <w:p>
@@ -6119,22 +6722,6 @@
           <w:szCs w:val="28"/>
         </w:rPr>
         <w:t xml:space="preserve">    </w:t>
-      </w:r>
-      <w:proofErr w:type="spellStart"/>
-      <w:r>
-        <w:rPr>
-          <w:sz w:val="28"/>
-          <w:szCs w:val="28"/>
-        </w:rPr>
-        <w:t>i</w:t>
-      </w:r>
-      <w:proofErr w:type="spellEnd"/>
-      <w:r>
-        <w:rPr>
-          <w:sz w:val="28"/>
-          <w:szCs w:val="28"/>
-        </w:rPr>
-        <w:t xml:space="preserve">] compare and contrast while </w:t>
       </w:r>
       <w:proofErr w:type="spellStart"/>
       <w:proofErr w:type="gramStart"/>
@@ -6143,6 +6730,47 @@
           <w:sz w:val="28"/>
           <w:szCs w:val="28"/>
         </w:rPr>
+        <w:t>i</w:t>
+      </w:r>
+      <w:proofErr w:type="spellEnd"/>
+      <w:r>
+        <w:rPr>
+          <w:sz w:val="28"/>
+          <w:szCs w:val="28"/>
+        </w:rPr>
+        <w:t>]</w:t>
+      </w:r>
+      <w:proofErr w:type="gramEnd"/>
+      <w:r>
+        <w:rPr>
+          <w:sz w:val="28"/>
+          <w:szCs w:val="28"/>
+        </w:rPr>
+        <w:t xml:space="preserve"> </w:t>
+      </w:r>
+      <w:proofErr w:type="gramStart"/>
+      <w:r>
+        <w:rPr>
+          <w:sz w:val="28"/>
+          <w:szCs w:val="28"/>
+        </w:rPr>
+        <w:t>compare and contrast</w:t>
+      </w:r>
+      <w:proofErr w:type="gramEnd"/>
+      <w:r>
+        <w:rPr>
+          <w:sz w:val="28"/>
+          <w:szCs w:val="28"/>
+        </w:rPr>
+        <w:t xml:space="preserve"> while </w:t>
+      </w:r>
+      <w:proofErr w:type="spellStart"/>
+      <w:proofErr w:type="gramStart"/>
+      <w:r>
+        <w:rPr>
+          <w:sz w:val="28"/>
+          <w:szCs w:val="28"/>
+        </w:rPr>
         <w:t>loops,for</w:t>
       </w:r>
       <w:proofErr w:type="spellEnd"/>
@@ -6155,6 +6783,7 @@
         <w:t xml:space="preserve"> </w:t>
       </w:r>
       <w:proofErr w:type="spellStart"/>
+      <w:proofErr w:type="gramStart"/>
       <w:r>
         <w:rPr>
           <w:sz w:val="28"/>
@@ -6163,6 +6792,7 @@
         <w:t>loops,and</w:t>
       </w:r>
       <w:proofErr w:type="spellEnd"/>
+      <w:proofErr w:type="gramEnd"/>
       <w:r>
         <w:rPr>
           <w:sz w:val="28"/>
@@ -6221,7 +6851,23 @@
           <w:sz w:val="28"/>
           <w:szCs w:val="28"/>
         </w:rPr>
-        <w:t xml:space="preserve"> a while loop as long a condition is </w:t>
+        <w:t xml:space="preserve"> a while </w:t>
+      </w:r>
+      <w:proofErr w:type="gramStart"/>
+      <w:r>
+        <w:rPr>
+          <w:sz w:val="28"/>
+          <w:szCs w:val="28"/>
+        </w:rPr>
+        <w:t>loop</w:t>
+      </w:r>
+      <w:proofErr w:type="gramEnd"/>
+      <w:r>
+        <w:rPr>
+          <w:sz w:val="28"/>
+          <w:szCs w:val="28"/>
+        </w:rPr>
+        <w:t xml:space="preserve"> as long a condition is </w:t>
       </w:r>
       <w:proofErr w:type="spellStart"/>
       <w:r>
@@ -6306,7 +6952,23 @@
           <w:sz w:val="28"/>
           <w:szCs w:val="28"/>
         </w:rPr>
-        <w:t xml:space="preserve"> for loop is typically used when the number of repetition is known.</w:t>
+        <w:t xml:space="preserve"> for loop is typically used when the number of </w:t>
+      </w:r>
+      <w:proofErr w:type="gramStart"/>
+      <w:r>
+        <w:rPr>
+          <w:sz w:val="28"/>
+          <w:szCs w:val="28"/>
+        </w:rPr>
+        <w:t>repetition</w:t>
+      </w:r>
+      <w:proofErr w:type="gramEnd"/>
+      <w:r>
+        <w:rPr>
+          <w:sz w:val="28"/>
+          <w:szCs w:val="28"/>
+        </w:rPr>
+        <w:t xml:space="preserve"> is known.</w:t>
       </w:r>
     </w:p>
     <w:p>
@@ -6455,8 +7117,6 @@
         </w:rPr>
         <w:t xml:space="preserve"> 1. break Statement</w:t>
       </w:r>
-      <w:bookmarkStart w:id="0" w:name="_GoBack"/>
-      <w:bookmarkEnd w:id="0"/>
     </w:p>
     <w:p>
       <w:pPr>
@@ -6471,13 +7131,23 @@
           <w:szCs w:val="28"/>
         </w:rPr>
       </w:pPr>
-      <w:r>
-        <w:rPr>
-          <w:rFonts w:eastAsia="Times New Roman" w:cstheme="minorHAnsi"/>
-          <w:sz w:val="28"/>
-          <w:szCs w:val="28"/>
-        </w:rPr>
-        <w:t xml:space="preserve">Terminates the loop immediately. </w:t>
+      <w:proofErr w:type="gramStart"/>
+      <w:r>
+        <w:rPr>
+          <w:rFonts w:eastAsia="Times New Roman" w:cstheme="minorHAnsi"/>
+          <w:sz w:val="28"/>
+          <w:szCs w:val="28"/>
+        </w:rPr>
+        <w:t>Terminates</w:t>
+      </w:r>
+      <w:proofErr w:type="gramEnd"/>
+      <w:r>
+        <w:rPr>
+          <w:rFonts w:eastAsia="Times New Roman" w:cstheme="minorHAnsi"/>
+          <w:sz w:val="28"/>
+          <w:szCs w:val="28"/>
+        </w:rPr>
+        <w:t xml:space="preserve"> the loop immediately. </w:t>
       </w:r>
     </w:p>
     <w:p>
@@ -6558,13 +7228,23 @@
           <w:szCs w:val="28"/>
         </w:rPr>
       </w:pPr>
-      <w:r>
-        <w:rPr>
-          <w:rFonts w:eastAsia="Times New Roman" w:cstheme="minorHAnsi"/>
-          <w:sz w:val="28"/>
-          <w:szCs w:val="28"/>
-        </w:rPr>
-        <w:t xml:space="preserve">Skips the current iteration. </w:t>
+      <w:proofErr w:type="gramStart"/>
+      <w:r>
+        <w:rPr>
+          <w:rFonts w:eastAsia="Times New Roman" w:cstheme="minorHAnsi"/>
+          <w:sz w:val="28"/>
+          <w:szCs w:val="28"/>
+        </w:rPr>
+        <w:t>Skips</w:t>
+      </w:r>
+      <w:proofErr w:type="gramEnd"/>
+      <w:r>
+        <w:rPr>
+          <w:rFonts w:eastAsia="Times New Roman" w:cstheme="minorHAnsi"/>
+          <w:sz w:val="28"/>
+          <w:szCs w:val="28"/>
+        </w:rPr>
+        <w:t xml:space="preserve"> the current iteration. </w:t>
       </w:r>
     </w:p>
     <w:p>
@@ -6804,7 +7484,25 @@
         </w:rPr>
         <w:lastRenderedPageBreak/>
         <w:br/>
-        <w:t xml:space="preserve">1.  library function </w:t>
+        <w:t>1</w:t>
+      </w:r>
+      <w:proofErr w:type="gramStart"/>
+      <w:r>
+        <w:rPr>
+          <w:rFonts w:eastAsia="Times New Roman" w:cs="Times New Roman"/>
+          <w:sz w:val="28"/>
+          <w:szCs w:val="28"/>
+        </w:rPr>
+        <w:t>.  library</w:t>
+      </w:r>
+      <w:proofErr w:type="gramEnd"/>
+      <w:r>
+        <w:rPr>
+          <w:rFonts w:eastAsia="Times New Roman" w:cs="Times New Roman"/>
+          <w:sz w:val="28"/>
+          <w:szCs w:val="28"/>
+        </w:rPr>
+        <w:t xml:space="preserve"> function </w:t>
       </w:r>
     </w:p>
     <w:tbl>
@@ -6909,6 +7607,7 @@
               </w:rPr>
             </w:pPr>
             <w:proofErr w:type="spellStart"/>
+            <w:proofErr w:type="gramStart"/>
             <w:r>
               <w:rPr>
                 <w:rFonts w:eastAsia="Times New Roman" w:cstheme="minorHAnsi"/>
@@ -6924,7 +7623,16 @@
                 <w:sz w:val="28"/>
                 <w:szCs w:val="28"/>
               </w:rPr>
-              <w:t>()</w:t>
+              <w:t>(</w:t>
+            </w:r>
+            <w:proofErr w:type="gramEnd"/>
+            <w:r>
+              <w:rPr>
+                <w:rFonts w:eastAsia="Times New Roman" w:cstheme="minorHAnsi"/>
+                <w:sz w:val="28"/>
+                <w:szCs w:val="28"/>
+              </w:rPr>
+              <w:t>)</w:t>
             </w:r>
           </w:p>
         </w:tc>
@@ -6974,6 +7682,7 @@
               </w:rPr>
             </w:pPr>
             <w:proofErr w:type="spellStart"/>
+            <w:proofErr w:type="gramStart"/>
             <w:r>
               <w:rPr>
                 <w:rFonts w:eastAsia="Times New Roman" w:cstheme="minorHAnsi"/>
@@ -6989,7 +7698,16 @@
                 <w:sz w:val="28"/>
                 <w:szCs w:val="28"/>
               </w:rPr>
-              <w:t>()</w:t>
+              <w:t>(</w:t>
+            </w:r>
+            <w:proofErr w:type="gramEnd"/>
+            <w:r>
+              <w:rPr>
+                <w:rFonts w:eastAsia="Times New Roman" w:cstheme="minorHAnsi"/>
+                <w:sz w:val="28"/>
+                <w:szCs w:val="28"/>
+              </w:rPr>
+              <w:t>)</w:t>
             </w:r>
           </w:p>
         </w:tc>
@@ -7039,6 +7757,7 @@
               </w:rPr>
             </w:pPr>
             <w:proofErr w:type="spellStart"/>
+            <w:proofErr w:type="gramStart"/>
             <w:r>
               <w:rPr>
                 <w:rFonts w:eastAsia="Times New Roman" w:cstheme="minorHAnsi"/>
@@ -7054,7 +7773,16 @@
                 <w:sz w:val="28"/>
                 <w:szCs w:val="28"/>
               </w:rPr>
-              <w:t>()</w:t>
+              <w:t>(</w:t>
+            </w:r>
+            <w:proofErr w:type="gramEnd"/>
+            <w:r>
+              <w:rPr>
+                <w:rFonts w:eastAsia="Times New Roman" w:cstheme="minorHAnsi"/>
+                <w:sz w:val="28"/>
+                <w:szCs w:val="28"/>
+              </w:rPr>
+              <w:t>)</w:t>
             </w:r>
           </w:p>
         </w:tc>
@@ -7103,7 +7831,18 @@
                 <w:szCs w:val="28"/>
               </w:rPr>
             </w:pPr>
+          </w:p>
+          <w:p>
+            <w:pPr>
+              <w:spacing w:after="0" w:line="240" w:lineRule="auto"/>
+              <w:rPr>
+                <w:rFonts w:eastAsia="Times New Roman" w:cstheme="minorHAnsi"/>
+                <w:sz w:val="28"/>
+                <w:szCs w:val="28"/>
+              </w:rPr>
+            </w:pPr>
             <w:proofErr w:type="spellStart"/>
+            <w:proofErr w:type="gramStart"/>
             <w:r>
               <w:rPr>
                 <w:rFonts w:eastAsia="Times New Roman" w:cstheme="minorHAnsi"/>
@@ -7119,7 +7858,16 @@
                 <w:sz w:val="28"/>
                 <w:szCs w:val="28"/>
               </w:rPr>
-              <w:t>()</w:t>
+              <w:t>(</w:t>
+            </w:r>
+            <w:proofErr w:type="gramEnd"/>
+            <w:r>
+              <w:rPr>
+                <w:rFonts w:eastAsia="Times New Roman" w:cstheme="minorHAnsi"/>
+                <w:sz w:val="28"/>
+                <w:szCs w:val="28"/>
+              </w:rPr>
+              <w:t>)</w:t>
             </w:r>
           </w:p>
         </w:tc>
@@ -7319,13 +8067,23 @@
                 <w:szCs w:val="28"/>
               </w:rPr>
             </w:pPr>
+            <w:proofErr w:type="gramStart"/>
             <w:r>
               <w:rPr>
                 <w:rFonts w:eastAsia="Times New Roman" w:cstheme="minorHAnsi"/>
                 <w:sz w:val="28"/>
                 <w:szCs w:val="28"/>
               </w:rPr>
-              <w:t>Tells compiler about function</w:t>
+              <w:t>Tells</w:t>
+            </w:r>
+            <w:proofErr w:type="gramEnd"/>
+            <w:r>
+              <w:rPr>
+                <w:rFonts w:eastAsia="Times New Roman" w:cstheme="minorHAnsi"/>
+                <w:sz w:val="28"/>
+                <w:szCs w:val="28"/>
+              </w:rPr>
+              <w:t xml:space="preserve"> compiler about function</w:t>
             </w:r>
           </w:p>
         </w:tc>
@@ -7451,6 +8209,1504 @@
         </w:rPr>
       </w:pPr>
     </w:p>
+    <w:p>
+      <w:pPr>
+        <w:spacing w:after="0" w:line="240" w:lineRule="auto"/>
+        <w:rPr>
+          <w:rFonts w:eastAsia="Times New Roman" w:cstheme="minorHAnsi"/>
+          <w:sz w:val="28"/>
+          <w:szCs w:val="28"/>
+        </w:rPr>
+      </w:pPr>
+    </w:p>
+    <w:p>
+      <w:pPr>
+        <w:pStyle w:val="ListParagraph"/>
+        <w:numPr>
+          <w:ilvl w:val="0"/>
+          <w:numId w:val="10"/>
+        </w:numPr>
+        <w:spacing w:after="0" w:line="240" w:lineRule="auto"/>
+        <w:rPr>
+          <w:rFonts w:eastAsia="Times New Roman" w:cstheme="minorHAnsi"/>
+          <w:sz w:val="44"/>
+          <w:szCs w:val="44"/>
+        </w:rPr>
+      </w:pPr>
+      <w:r>
+        <w:rPr>
+          <w:rFonts w:eastAsia="Times New Roman" w:cstheme="minorHAnsi"/>
+          <w:sz w:val="44"/>
+          <w:szCs w:val="44"/>
+        </w:rPr>
+        <w:t>Array in c</w:t>
+      </w:r>
+    </w:p>
+    <w:p>
+      <w:pPr>
+        <w:spacing w:after="0" w:line="240" w:lineRule="auto"/>
+        <w:rPr>
+          <w:rFonts w:eastAsia="Times New Roman" w:cstheme="minorHAnsi"/>
+          <w:sz w:val="28"/>
+          <w:szCs w:val="28"/>
+        </w:rPr>
+      </w:pPr>
+    </w:p>
+    <w:p>
+      <w:pPr>
+        <w:spacing w:after="0" w:line="240" w:lineRule="auto"/>
+        <w:rPr>
+          <w:rFonts w:eastAsia="Times New Roman" w:cstheme="minorHAnsi"/>
+          <w:sz w:val="28"/>
+          <w:szCs w:val="28"/>
+        </w:rPr>
+      </w:pPr>
+      <w:r>
+        <w:rPr>
+          <w:rFonts w:eastAsia="Times New Roman" w:cstheme="minorHAnsi"/>
+          <w:sz w:val="28"/>
+          <w:szCs w:val="28"/>
+        </w:rPr>
+        <w:t xml:space="preserve">Array in </w:t>
+      </w:r>
+      <w:r>
+        <w:rPr>
+          <w:rFonts w:eastAsia="Times New Roman" w:cstheme="minorHAnsi"/>
+          <w:sz w:val="28"/>
+          <w:szCs w:val="28"/>
+        </w:rPr>
+        <w:t xml:space="preserve">c language is a collection of elements of the same data types stored in </w:t>
+      </w:r>
+      <w:proofErr w:type="gramStart"/>
+      <w:r>
+        <w:rPr>
+          <w:rFonts w:eastAsia="Times New Roman" w:cstheme="minorHAnsi"/>
+          <w:sz w:val="28"/>
+          <w:szCs w:val="28"/>
+        </w:rPr>
+        <w:t>continue</w:t>
+      </w:r>
+      <w:proofErr w:type="gramEnd"/>
+      <w:r>
+        <w:rPr>
+          <w:rFonts w:eastAsia="Times New Roman" w:cstheme="minorHAnsi"/>
+          <w:sz w:val="28"/>
+          <w:szCs w:val="28"/>
+        </w:rPr>
+        <w:t xml:space="preserve"> memory location.</w:t>
+      </w:r>
+    </w:p>
+    <w:p>
+      <w:pPr>
+        <w:spacing w:after="0" w:line="240" w:lineRule="auto"/>
+        <w:rPr>
+          <w:rFonts w:eastAsia="Times New Roman" w:cstheme="minorHAnsi"/>
+          <w:sz w:val="28"/>
+          <w:szCs w:val="28"/>
+        </w:rPr>
+      </w:pPr>
+    </w:p>
+    <w:p>
+      <w:pPr>
+        <w:spacing w:after="0" w:line="240" w:lineRule="auto"/>
+        <w:rPr>
+          <w:rFonts w:eastAsia="Times New Roman" w:cstheme="minorHAnsi"/>
+          <w:sz w:val="28"/>
+          <w:szCs w:val="28"/>
+        </w:rPr>
+      </w:pPr>
+      <w:r>
+        <w:rPr>
+          <w:rFonts w:eastAsia="Times New Roman" w:cstheme="minorHAnsi"/>
+          <w:sz w:val="28"/>
+          <w:szCs w:val="28"/>
+        </w:rPr>
+        <w:t xml:space="preserve">It allows you to </w:t>
+      </w:r>
+      <w:proofErr w:type="gramStart"/>
+      <w:r>
+        <w:rPr>
+          <w:rFonts w:eastAsia="Times New Roman" w:cstheme="minorHAnsi"/>
+          <w:sz w:val="28"/>
+          <w:szCs w:val="28"/>
+        </w:rPr>
+        <w:t>stored</w:t>
+      </w:r>
+      <w:proofErr w:type="gramEnd"/>
+      <w:r>
+        <w:rPr>
+          <w:rFonts w:eastAsia="Times New Roman" w:cstheme="minorHAnsi"/>
+          <w:sz w:val="28"/>
+          <w:szCs w:val="28"/>
+        </w:rPr>
+        <w:t xml:space="preserve"> multiple </w:t>
+      </w:r>
+      <w:proofErr w:type="gramStart"/>
+      <w:r>
+        <w:rPr>
+          <w:rFonts w:eastAsia="Times New Roman" w:cstheme="minorHAnsi"/>
+          <w:sz w:val="28"/>
+          <w:szCs w:val="28"/>
+        </w:rPr>
+        <w:t>value</w:t>
+      </w:r>
+      <w:proofErr w:type="gramEnd"/>
+      <w:r>
+        <w:rPr>
+          <w:rFonts w:eastAsia="Times New Roman" w:cstheme="minorHAnsi"/>
+          <w:sz w:val="28"/>
+          <w:szCs w:val="28"/>
+        </w:rPr>
+        <w:t xml:space="preserve"> in single </w:t>
+      </w:r>
+      <w:proofErr w:type="gramStart"/>
+      <w:r>
+        <w:rPr>
+          <w:rFonts w:eastAsia="Times New Roman" w:cstheme="minorHAnsi"/>
+          <w:sz w:val="28"/>
+          <w:szCs w:val="28"/>
+        </w:rPr>
+        <w:t>variable</w:t>
+      </w:r>
+      <w:proofErr w:type="gramEnd"/>
+      <w:r>
+        <w:rPr>
+          <w:rFonts w:eastAsia="Times New Roman" w:cstheme="minorHAnsi"/>
+          <w:sz w:val="28"/>
+          <w:szCs w:val="28"/>
+        </w:rPr>
+        <w:t xml:space="preserve"> instead of creating separate </w:t>
+      </w:r>
+      <w:proofErr w:type="gramStart"/>
+      <w:r>
+        <w:rPr>
+          <w:rFonts w:eastAsia="Times New Roman" w:cstheme="minorHAnsi"/>
+          <w:sz w:val="28"/>
+          <w:szCs w:val="28"/>
+        </w:rPr>
+        <w:t>variable</w:t>
+      </w:r>
+      <w:proofErr w:type="gramEnd"/>
+      <w:r>
+        <w:rPr>
+          <w:rFonts w:eastAsia="Times New Roman" w:cstheme="minorHAnsi"/>
+          <w:sz w:val="28"/>
+          <w:szCs w:val="28"/>
+        </w:rPr>
+        <w:t xml:space="preserve"> for each value.</w:t>
+      </w:r>
+    </w:p>
+    <w:p>
+      <w:pPr>
+        <w:spacing w:after="0" w:line="240" w:lineRule="auto"/>
+        <w:rPr>
+          <w:rFonts w:eastAsia="Times New Roman" w:cstheme="minorHAnsi"/>
+          <w:sz w:val="28"/>
+          <w:szCs w:val="28"/>
+        </w:rPr>
+      </w:pPr>
+    </w:p>
+    <w:p>
+      <w:pPr>
+        <w:pStyle w:val="ListParagraph"/>
+        <w:numPr>
+          <w:ilvl w:val="0"/>
+          <w:numId w:val="9"/>
+        </w:numPr>
+        <w:spacing w:after="0" w:line="240" w:lineRule="auto"/>
+        <w:rPr>
+          <w:rFonts w:eastAsia="Times New Roman" w:cstheme="minorHAnsi"/>
+          <w:sz w:val="28"/>
+          <w:szCs w:val="28"/>
+        </w:rPr>
+      </w:pPr>
+      <w:r>
+        <w:rPr>
+          <w:rFonts w:eastAsia="Times New Roman" w:cstheme="minorHAnsi"/>
+          <w:sz w:val="28"/>
+          <w:szCs w:val="28"/>
+        </w:rPr>
+        <w:t>Index start from 0</w:t>
+      </w:r>
+    </w:p>
+    <w:p>
+      <w:pPr>
+        <w:pStyle w:val="ListParagraph"/>
+        <w:numPr>
+          <w:ilvl w:val="0"/>
+          <w:numId w:val="9"/>
+        </w:numPr>
+        <w:spacing w:after="0" w:line="240" w:lineRule="auto"/>
+        <w:rPr>
+          <w:rFonts w:eastAsia="Times New Roman" w:cstheme="minorHAnsi"/>
+          <w:sz w:val="28"/>
+          <w:szCs w:val="28"/>
+        </w:rPr>
+      </w:pPr>
+      <w:r>
+        <w:rPr>
+          <w:rFonts w:eastAsia="Times New Roman" w:cstheme="minorHAnsi"/>
+          <w:sz w:val="28"/>
+          <w:szCs w:val="28"/>
+        </w:rPr>
+        <w:t>Size must be constant</w:t>
+      </w:r>
+    </w:p>
+    <w:p>
+      <w:pPr>
+        <w:pStyle w:val="ListParagraph"/>
+        <w:numPr>
+          <w:ilvl w:val="0"/>
+          <w:numId w:val="9"/>
+        </w:numPr>
+        <w:spacing w:after="0" w:line="240" w:lineRule="auto"/>
+        <w:rPr>
+          <w:rFonts w:eastAsia="Times New Roman" w:cstheme="minorHAnsi"/>
+          <w:sz w:val="28"/>
+          <w:szCs w:val="28"/>
+        </w:rPr>
+      </w:pPr>
+      <w:r>
+        <w:rPr>
+          <w:rFonts w:eastAsia="Times New Roman" w:cstheme="minorHAnsi"/>
+          <w:sz w:val="28"/>
+          <w:szCs w:val="28"/>
+        </w:rPr>
+        <w:t xml:space="preserve">Array store elements of same types only </w:t>
+      </w:r>
+    </w:p>
+    <w:p>
+      <w:pPr>
+        <w:pStyle w:val="ListParagraph"/>
+        <w:numPr>
+          <w:ilvl w:val="0"/>
+          <w:numId w:val="9"/>
+        </w:numPr>
+        <w:spacing w:after="0" w:line="240" w:lineRule="auto"/>
+        <w:rPr>
+          <w:rFonts w:eastAsia="Times New Roman" w:cstheme="minorHAnsi"/>
+          <w:sz w:val="28"/>
+          <w:szCs w:val="28"/>
+        </w:rPr>
+      </w:pPr>
+      <w:r>
+        <w:rPr>
+          <w:rFonts w:eastAsia="Times New Roman" w:cstheme="minorHAnsi"/>
+          <w:sz w:val="28"/>
+          <w:szCs w:val="28"/>
+        </w:rPr>
+        <w:t>Memory is allowed sequentially</w:t>
+      </w:r>
+    </w:p>
+    <w:p>
+      <w:pPr>
+        <w:pStyle w:val="ListParagraph"/>
+        <w:spacing w:after="0" w:line="240" w:lineRule="auto"/>
+        <w:ind w:left="360"/>
+        <w:rPr>
+          <w:rFonts w:eastAsia="Times New Roman" w:cstheme="minorHAnsi"/>
+          <w:sz w:val="28"/>
+          <w:szCs w:val="28"/>
+        </w:rPr>
+      </w:pPr>
+    </w:p>
+    <w:p>
+      <w:pPr>
+        <w:pStyle w:val="ListParagraph"/>
+        <w:spacing w:after="0" w:line="240" w:lineRule="auto"/>
+        <w:ind w:left="360"/>
+        <w:rPr>
+          <w:rFonts w:eastAsia="Times New Roman" w:cstheme="minorHAnsi"/>
+          <w:sz w:val="28"/>
+          <w:szCs w:val="28"/>
+        </w:rPr>
+      </w:pPr>
+    </w:p>
+    <w:p>
+      <w:pPr>
+        <w:pStyle w:val="ListParagraph"/>
+        <w:numPr>
+          <w:ilvl w:val="0"/>
+          <w:numId w:val="10"/>
+        </w:numPr>
+        <w:spacing w:after="0" w:line="240" w:lineRule="auto"/>
+        <w:rPr>
+          <w:rFonts w:eastAsia="Times New Roman" w:cstheme="minorHAnsi"/>
+          <w:sz w:val="44"/>
+          <w:szCs w:val="44"/>
+        </w:rPr>
+      </w:pPr>
+      <w:r>
+        <w:rPr>
+          <w:rFonts w:eastAsia="Times New Roman" w:cstheme="minorHAnsi"/>
+          <w:sz w:val="44"/>
+          <w:szCs w:val="44"/>
+        </w:rPr>
+        <w:t xml:space="preserve">Pointer </w:t>
+      </w:r>
+      <w:proofErr w:type="gramStart"/>
+      <w:r>
+        <w:rPr>
+          <w:rFonts w:eastAsia="Times New Roman" w:cstheme="minorHAnsi"/>
+          <w:sz w:val="44"/>
+          <w:szCs w:val="44"/>
+        </w:rPr>
+        <w:t>in c</w:t>
+      </w:r>
+      <w:proofErr w:type="gramEnd"/>
+      <w:r>
+        <w:rPr>
+          <w:rFonts w:eastAsia="Times New Roman" w:cstheme="minorHAnsi"/>
+          <w:sz w:val="44"/>
+          <w:szCs w:val="44"/>
+        </w:rPr>
+        <w:t xml:space="preserve"> language </w:t>
+      </w:r>
+    </w:p>
+    <w:p>
+      <w:pPr>
+        <w:spacing w:after="0" w:line="240" w:lineRule="auto"/>
+        <w:rPr>
+          <w:rFonts w:eastAsia="Times New Roman" w:cstheme="minorHAnsi"/>
+          <w:sz w:val="28"/>
+          <w:szCs w:val="28"/>
+        </w:rPr>
+      </w:pPr>
+    </w:p>
+    <w:p>
+      <w:pPr>
+        <w:spacing w:after="0" w:line="240" w:lineRule="auto"/>
+        <w:rPr>
+          <w:rFonts w:eastAsia="Times New Roman" w:cstheme="minorHAnsi"/>
+          <w:sz w:val="28"/>
+          <w:szCs w:val="28"/>
+        </w:rPr>
+      </w:pPr>
+      <w:r>
+        <w:rPr>
+          <w:rFonts w:eastAsia="Times New Roman" w:cstheme="minorHAnsi"/>
+          <w:sz w:val="28"/>
+          <w:szCs w:val="28"/>
+        </w:rPr>
+        <w:t xml:space="preserve">A pointer in cis variable that </w:t>
+      </w:r>
+      <w:proofErr w:type="gramStart"/>
+      <w:r>
+        <w:rPr>
+          <w:rFonts w:eastAsia="Times New Roman" w:cstheme="minorHAnsi"/>
+          <w:sz w:val="28"/>
+          <w:szCs w:val="28"/>
+        </w:rPr>
+        <w:t>store</w:t>
+      </w:r>
+      <w:proofErr w:type="gramEnd"/>
+      <w:r>
+        <w:rPr>
+          <w:rFonts w:eastAsia="Times New Roman" w:cstheme="minorHAnsi"/>
+          <w:sz w:val="28"/>
+          <w:szCs w:val="28"/>
+        </w:rPr>
+        <w:t xml:space="preserve"> the memory address of another variable </w:t>
+      </w:r>
+    </w:p>
+    <w:p>
+      <w:pPr>
+        <w:spacing w:after="0" w:line="240" w:lineRule="auto"/>
+        <w:rPr>
+          <w:rFonts w:eastAsia="Times New Roman" w:cstheme="minorHAnsi"/>
+          <w:sz w:val="28"/>
+          <w:szCs w:val="28"/>
+        </w:rPr>
+      </w:pPr>
+      <w:r>
+        <w:rPr>
+          <w:rFonts w:eastAsia="Times New Roman" w:cstheme="minorHAnsi"/>
+          <w:sz w:val="28"/>
+          <w:szCs w:val="28"/>
+        </w:rPr>
+        <w:lastRenderedPageBreak/>
+        <w:t xml:space="preserve">Instead of storing a normal value a pointer </w:t>
+      </w:r>
+      <w:proofErr w:type="gramStart"/>
+      <w:r>
+        <w:rPr>
+          <w:rFonts w:eastAsia="Times New Roman" w:cstheme="minorHAnsi"/>
+          <w:sz w:val="28"/>
+          <w:szCs w:val="28"/>
+        </w:rPr>
+        <w:t>store</w:t>
+      </w:r>
+      <w:proofErr w:type="gramEnd"/>
+      <w:r>
+        <w:rPr>
+          <w:rFonts w:eastAsia="Times New Roman" w:cstheme="minorHAnsi"/>
+          <w:sz w:val="28"/>
+          <w:szCs w:val="28"/>
+        </w:rPr>
+        <w:t xml:space="preserve"> the location where the value is kept in memory </w:t>
+      </w:r>
+    </w:p>
+    <w:p>
+      <w:pPr>
+        <w:spacing w:after="0" w:line="240" w:lineRule="auto"/>
+        <w:rPr>
+          <w:rFonts w:eastAsia="Times New Roman" w:cstheme="minorHAnsi"/>
+          <w:sz w:val="28"/>
+          <w:szCs w:val="28"/>
+        </w:rPr>
+      </w:pPr>
+    </w:p>
+    <w:p>
+      <w:pPr>
+        <w:pStyle w:val="ListParagraph"/>
+        <w:numPr>
+          <w:ilvl w:val="0"/>
+          <w:numId w:val="9"/>
+        </w:numPr>
+        <w:spacing w:after="0" w:line="240" w:lineRule="auto"/>
+        <w:rPr>
+          <w:rFonts w:eastAsia="Times New Roman" w:cstheme="minorHAnsi"/>
+          <w:sz w:val="28"/>
+          <w:szCs w:val="28"/>
+        </w:rPr>
+      </w:pPr>
+      <w:r>
+        <w:rPr>
+          <w:rFonts w:eastAsia="Times New Roman" w:cstheme="minorHAnsi"/>
+          <w:sz w:val="28"/>
+          <w:szCs w:val="28"/>
+        </w:rPr>
+        <w:t xml:space="preserve">Direct memory access </w:t>
+      </w:r>
+    </w:p>
+    <w:p>
+      <w:pPr>
+        <w:pStyle w:val="ListParagraph"/>
+        <w:numPr>
+          <w:ilvl w:val="0"/>
+          <w:numId w:val="9"/>
+        </w:numPr>
+        <w:spacing w:after="0" w:line="240" w:lineRule="auto"/>
+        <w:rPr>
+          <w:rFonts w:eastAsia="Times New Roman" w:cstheme="minorHAnsi"/>
+          <w:sz w:val="28"/>
+          <w:szCs w:val="28"/>
+        </w:rPr>
+      </w:pPr>
+      <w:r>
+        <w:rPr>
+          <w:rFonts w:eastAsia="Times New Roman" w:cstheme="minorHAnsi"/>
+          <w:sz w:val="28"/>
+          <w:szCs w:val="28"/>
+        </w:rPr>
+        <w:t xml:space="preserve">Efficient memory usage </w:t>
+      </w:r>
+    </w:p>
+    <w:p>
+      <w:pPr>
+        <w:pStyle w:val="ListParagraph"/>
+        <w:numPr>
+          <w:ilvl w:val="0"/>
+          <w:numId w:val="9"/>
+        </w:numPr>
+        <w:spacing w:after="0" w:line="240" w:lineRule="auto"/>
+        <w:rPr>
+          <w:rFonts w:eastAsia="Times New Roman" w:cstheme="minorHAnsi"/>
+          <w:sz w:val="28"/>
+          <w:szCs w:val="28"/>
+        </w:rPr>
+      </w:pPr>
+      <w:r>
+        <w:rPr>
+          <w:rFonts w:eastAsia="Times New Roman" w:cstheme="minorHAnsi"/>
+          <w:sz w:val="28"/>
+          <w:szCs w:val="28"/>
+        </w:rPr>
+        <w:t xml:space="preserve">Dynamic memory allocation </w:t>
+      </w:r>
+    </w:p>
+    <w:p>
+      <w:pPr>
+        <w:pStyle w:val="ListParagraph"/>
+        <w:numPr>
+          <w:ilvl w:val="0"/>
+          <w:numId w:val="9"/>
+        </w:numPr>
+        <w:spacing w:after="0" w:line="240" w:lineRule="auto"/>
+        <w:rPr>
+          <w:rFonts w:eastAsia="Times New Roman" w:cstheme="minorHAnsi"/>
+          <w:sz w:val="28"/>
+          <w:szCs w:val="28"/>
+        </w:rPr>
+      </w:pPr>
+      <w:r>
+        <w:rPr>
+          <w:rFonts w:eastAsia="Times New Roman" w:cstheme="minorHAnsi"/>
+          <w:sz w:val="28"/>
+          <w:szCs w:val="28"/>
+        </w:rPr>
+        <w:t xml:space="preserve">Fast array and string handling </w:t>
+      </w:r>
+    </w:p>
+    <w:p>
+      <w:pPr>
+        <w:spacing w:after="0" w:line="240" w:lineRule="auto"/>
+        <w:rPr>
+          <w:rFonts w:eastAsia="Times New Roman" w:cstheme="minorHAnsi"/>
+          <w:sz w:val="28"/>
+          <w:szCs w:val="28"/>
+        </w:rPr>
+      </w:pPr>
+    </w:p>
+    <w:p>
+      <w:pPr>
+        <w:pStyle w:val="ListParagraph"/>
+        <w:numPr>
+          <w:ilvl w:val="0"/>
+          <w:numId w:val="10"/>
+        </w:numPr>
+        <w:spacing w:after="0" w:line="240" w:lineRule="auto"/>
+        <w:rPr>
+          <w:rFonts w:eastAsia="Times New Roman" w:cstheme="minorHAnsi"/>
+          <w:sz w:val="44"/>
+          <w:szCs w:val="44"/>
+        </w:rPr>
+      </w:pPr>
+      <w:r>
+        <w:rPr>
+          <w:rFonts w:eastAsia="Times New Roman" w:cstheme="minorHAnsi"/>
+          <w:sz w:val="28"/>
+          <w:szCs w:val="28"/>
+        </w:rPr>
+        <w:t xml:space="preserve"> </w:t>
+      </w:r>
+      <w:r>
+        <w:rPr>
+          <w:rFonts w:eastAsia="Times New Roman" w:cstheme="minorHAnsi"/>
+          <w:sz w:val="44"/>
+          <w:szCs w:val="44"/>
+        </w:rPr>
+        <w:t xml:space="preserve">String </w:t>
+      </w:r>
+      <w:proofErr w:type="gramStart"/>
+      <w:r>
+        <w:rPr>
+          <w:rFonts w:eastAsia="Times New Roman" w:cstheme="minorHAnsi"/>
+          <w:sz w:val="44"/>
+          <w:szCs w:val="44"/>
+        </w:rPr>
+        <w:t>in c</w:t>
+      </w:r>
+      <w:proofErr w:type="gramEnd"/>
+      <w:r>
+        <w:rPr>
+          <w:rFonts w:eastAsia="Times New Roman" w:cstheme="minorHAnsi"/>
+          <w:sz w:val="44"/>
+          <w:szCs w:val="44"/>
+        </w:rPr>
+        <w:t xml:space="preserve"> language</w:t>
+      </w:r>
+    </w:p>
+    <w:p>
+      <w:pPr>
+        <w:spacing w:after="0" w:line="240" w:lineRule="auto"/>
+        <w:rPr>
+          <w:rFonts w:eastAsia="Times New Roman" w:cstheme="minorHAnsi"/>
+          <w:sz w:val="44"/>
+          <w:szCs w:val="44"/>
+        </w:rPr>
+      </w:pPr>
+    </w:p>
+    <w:p>
+      <w:pPr>
+        <w:spacing w:after="0" w:line="240" w:lineRule="auto"/>
+        <w:rPr>
+          <w:rFonts w:eastAsia="Times New Roman" w:cstheme="minorHAnsi"/>
+          <w:sz w:val="28"/>
+          <w:szCs w:val="28"/>
+        </w:rPr>
+      </w:pPr>
+      <w:r>
+        <w:rPr>
+          <w:rFonts w:eastAsia="Times New Roman" w:cstheme="minorHAnsi"/>
+          <w:sz w:val="28"/>
+          <w:szCs w:val="28"/>
+        </w:rPr>
+        <w:t>Functions</w:t>
+      </w:r>
+      <w:r>
+        <w:rPr>
+          <w:rFonts w:eastAsia="Times New Roman" w:cstheme="minorHAnsi"/>
+          <w:sz w:val="28"/>
+          <w:szCs w:val="28"/>
+        </w:rPr>
+        <w:t xml:space="preserve">              </w:t>
+      </w:r>
+      <w:r>
+        <w:rPr>
+          <w:rFonts w:eastAsia="Times New Roman" w:cstheme="minorHAnsi"/>
+          <w:sz w:val="28"/>
+          <w:szCs w:val="28"/>
+        </w:rPr>
+        <w:t xml:space="preserve"> </w:t>
+      </w:r>
+      <w:r>
+        <w:rPr>
+          <w:rFonts w:eastAsia="Times New Roman" w:cstheme="minorHAnsi"/>
+          <w:sz w:val="28"/>
+          <w:szCs w:val="28"/>
+        </w:rPr>
+        <w:t xml:space="preserve">purpose                                                            </w:t>
+      </w:r>
+    </w:p>
+    <w:p>
+      <w:pPr>
+        <w:spacing w:after="0" w:line="240" w:lineRule="auto"/>
+        <w:rPr>
+          <w:rFonts w:eastAsia="Times New Roman" w:cstheme="minorHAnsi"/>
+          <w:sz w:val="28"/>
+          <w:szCs w:val="28"/>
+        </w:rPr>
+      </w:pPr>
+    </w:p>
+    <w:p>
+      <w:pPr>
+        <w:spacing w:after="0" w:line="240" w:lineRule="auto"/>
+        <w:rPr>
+          <w:rFonts w:eastAsia="Times New Roman" w:cstheme="minorHAnsi"/>
+          <w:sz w:val="28"/>
+          <w:szCs w:val="28"/>
+        </w:rPr>
+      </w:pPr>
+      <w:proofErr w:type="spellStart"/>
+      <w:proofErr w:type="gramStart"/>
+      <w:r>
+        <w:rPr>
+          <w:rFonts w:eastAsia="Times New Roman" w:cstheme="minorHAnsi"/>
+          <w:sz w:val="28"/>
+          <w:szCs w:val="28"/>
+        </w:rPr>
+        <w:t>Strlen</w:t>
+      </w:r>
+      <w:proofErr w:type="spellEnd"/>
+      <w:r>
+        <w:rPr>
+          <w:rFonts w:eastAsia="Times New Roman" w:cstheme="minorHAnsi"/>
+          <w:sz w:val="28"/>
+          <w:szCs w:val="28"/>
+        </w:rPr>
+        <w:t>(</w:t>
+      </w:r>
+      <w:proofErr w:type="gramEnd"/>
+      <w:r>
+        <w:rPr>
+          <w:rFonts w:eastAsia="Times New Roman" w:cstheme="minorHAnsi"/>
+          <w:sz w:val="28"/>
+          <w:szCs w:val="28"/>
+        </w:rPr>
+        <w:t xml:space="preserve">)            find a length of string                               </w:t>
+      </w:r>
+    </w:p>
+    <w:p>
+      <w:pPr>
+        <w:spacing w:after="0" w:line="240" w:lineRule="auto"/>
+        <w:rPr>
+          <w:rFonts w:eastAsia="Times New Roman" w:cstheme="minorHAnsi"/>
+          <w:sz w:val="28"/>
+          <w:szCs w:val="28"/>
+        </w:rPr>
+      </w:pPr>
+    </w:p>
+    <w:p>
+      <w:pPr>
+        <w:spacing w:after="0" w:line="240" w:lineRule="auto"/>
+        <w:rPr>
+          <w:rFonts w:eastAsia="Times New Roman" w:cstheme="minorHAnsi"/>
+          <w:sz w:val="28"/>
+          <w:szCs w:val="28"/>
+        </w:rPr>
+      </w:pPr>
+      <w:proofErr w:type="spellStart"/>
+      <w:proofErr w:type="gramStart"/>
+      <w:r>
+        <w:rPr>
+          <w:rFonts w:eastAsia="Times New Roman" w:cstheme="minorHAnsi"/>
+          <w:sz w:val="28"/>
+          <w:szCs w:val="28"/>
+        </w:rPr>
+        <w:t>Strcpy</w:t>
+      </w:r>
+      <w:proofErr w:type="spellEnd"/>
+      <w:r>
+        <w:rPr>
+          <w:rFonts w:eastAsia="Times New Roman" w:cstheme="minorHAnsi"/>
+          <w:sz w:val="28"/>
+          <w:szCs w:val="28"/>
+        </w:rPr>
+        <w:t>(</w:t>
+      </w:r>
+      <w:proofErr w:type="gramEnd"/>
+      <w:r>
+        <w:rPr>
+          <w:rFonts w:eastAsia="Times New Roman" w:cstheme="minorHAnsi"/>
+          <w:sz w:val="28"/>
+          <w:szCs w:val="28"/>
+        </w:rPr>
+        <w:t xml:space="preserve">)           copies one string to another                     </w:t>
+      </w:r>
+    </w:p>
+    <w:p>
+      <w:pPr>
+        <w:spacing w:after="0" w:line="240" w:lineRule="auto"/>
+        <w:rPr>
+          <w:rFonts w:eastAsia="Times New Roman" w:cstheme="minorHAnsi"/>
+          <w:sz w:val="28"/>
+          <w:szCs w:val="28"/>
+        </w:rPr>
+      </w:pPr>
+    </w:p>
+    <w:p>
+      <w:pPr>
+        <w:spacing w:after="0" w:line="240" w:lineRule="auto"/>
+        <w:rPr>
+          <w:rFonts w:eastAsia="Times New Roman" w:cstheme="minorHAnsi"/>
+          <w:sz w:val="28"/>
+          <w:szCs w:val="28"/>
+        </w:rPr>
+      </w:pPr>
+      <w:proofErr w:type="spellStart"/>
+      <w:proofErr w:type="gramStart"/>
+      <w:r>
+        <w:rPr>
+          <w:rFonts w:eastAsia="Times New Roman" w:cstheme="minorHAnsi"/>
+          <w:sz w:val="28"/>
+          <w:szCs w:val="28"/>
+        </w:rPr>
+        <w:t>Strcat</w:t>
+      </w:r>
+      <w:proofErr w:type="spellEnd"/>
+      <w:r>
+        <w:rPr>
+          <w:rFonts w:eastAsia="Times New Roman" w:cstheme="minorHAnsi"/>
+          <w:sz w:val="28"/>
+          <w:szCs w:val="28"/>
+        </w:rPr>
+        <w:t>(</w:t>
+      </w:r>
+      <w:proofErr w:type="gramEnd"/>
+      <w:r>
+        <w:rPr>
+          <w:rFonts w:eastAsia="Times New Roman" w:cstheme="minorHAnsi"/>
+          <w:sz w:val="28"/>
+          <w:szCs w:val="28"/>
+        </w:rPr>
+        <w:t xml:space="preserve">)            joins two strings                                           </w:t>
+      </w:r>
+    </w:p>
+    <w:p>
+      <w:pPr>
+        <w:spacing w:after="0" w:line="240" w:lineRule="auto"/>
+        <w:rPr>
+          <w:rFonts w:eastAsia="Times New Roman" w:cstheme="minorHAnsi"/>
+          <w:sz w:val="28"/>
+          <w:szCs w:val="28"/>
+        </w:rPr>
+      </w:pPr>
+    </w:p>
+    <w:p>
+      <w:pPr>
+        <w:spacing w:after="0" w:line="240" w:lineRule="auto"/>
+        <w:rPr>
+          <w:rFonts w:eastAsia="Times New Roman" w:cstheme="minorHAnsi"/>
+          <w:sz w:val="28"/>
+          <w:szCs w:val="28"/>
+        </w:rPr>
+      </w:pPr>
+      <w:proofErr w:type="spellStart"/>
+      <w:proofErr w:type="gramStart"/>
+      <w:r>
+        <w:rPr>
+          <w:rFonts w:eastAsia="Times New Roman" w:cstheme="minorHAnsi"/>
+          <w:sz w:val="28"/>
+          <w:szCs w:val="28"/>
+        </w:rPr>
+        <w:t>Strcmp</w:t>
+      </w:r>
+      <w:proofErr w:type="spellEnd"/>
+      <w:r>
+        <w:rPr>
+          <w:rFonts w:eastAsia="Times New Roman" w:cstheme="minorHAnsi"/>
+          <w:sz w:val="28"/>
+          <w:szCs w:val="28"/>
+        </w:rPr>
+        <w:t>(</w:t>
+      </w:r>
+      <w:proofErr w:type="gramEnd"/>
+      <w:r>
+        <w:rPr>
+          <w:rFonts w:eastAsia="Times New Roman" w:cstheme="minorHAnsi"/>
+          <w:sz w:val="28"/>
+          <w:szCs w:val="28"/>
+        </w:rPr>
+        <w:t xml:space="preserve">)         compares two </w:t>
+      </w:r>
+      <w:proofErr w:type="gramStart"/>
+      <w:r>
+        <w:rPr>
+          <w:rFonts w:eastAsia="Times New Roman" w:cstheme="minorHAnsi"/>
+          <w:sz w:val="28"/>
+          <w:szCs w:val="28"/>
+        </w:rPr>
+        <w:t>string</w:t>
+      </w:r>
+      <w:proofErr w:type="gramEnd"/>
+      <w:r>
+        <w:rPr>
+          <w:rFonts w:eastAsia="Times New Roman" w:cstheme="minorHAnsi"/>
+          <w:sz w:val="28"/>
+          <w:szCs w:val="28"/>
+        </w:rPr>
+        <w:t xml:space="preserve"> </w:t>
+      </w:r>
+    </w:p>
+    <w:p>
+      <w:pPr>
+        <w:spacing w:after="0" w:line="240" w:lineRule="auto"/>
+        <w:rPr>
+          <w:rFonts w:eastAsia="Times New Roman" w:cstheme="minorHAnsi"/>
+          <w:sz w:val="28"/>
+          <w:szCs w:val="28"/>
+        </w:rPr>
+      </w:pPr>
+    </w:p>
+    <w:p>
+      <w:pPr>
+        <w:spacing w:after="0" w:line="240" w:lineRule="auto"/>
+        <w:rPr>
+          <w:rFonts w:eastAsia="Times New Roman" w:cstheme="minorHAnsi"/>
+          <w:sz w:val="28"/>
+          <w:szCs w:val="28"/>
+        </w:rPr>
+      </w:pPr>
+      <w:proofErr w:type="spellStart"/>
+      <w:proofErr w:type="gramStart"/>
+      <w:r>
+        <w:rPr>
+          <w:rFonts w:eastAsia="Times New Roman" w:cstheme="minorHAnsi"/>
+          <w:sz w:val="28"/>
+          <w:szCs w:val="28"/>
+        </w:rPr>
+        <w:t>Strchr</w:t>
+      </w:r>
+      <w:proofErr w:type="spellEnd"/>
+      <w:r>
+        <w:rPr>
+          <w:rFonts w:eastAsia="Times New Roman" w:cstheme="minorHAnsi"/>
+          <w:sz w:val="28"/>
+          <w:szCs w:val="28"/>
+        </w:rPr>
+        <w:t>(</w:t>
+      </w:r>
+      <w:proofErr w:type="gramEnd"/>
+      <w:r>
+        <w:rPr>
+          <w:rFonts w:eastAsia="Times New Roman" w:cstheme="minorHAnsi"/>
+          <w:sz w:val="28"/>
+          <w:szCs w:val="28"/>
+        </w:rPr>
+        <w:t xml:space="preserve">)           find character in string   </w:t>
+      </w:r>
+    </w:p>
+    <w:p>
+      <w:pPr>
+        <w:spacing w:after="0" w:line="240" w:lineRule="auto"/>
+        <w:rPr>
+          <w:rFonts w:eastAsia="Times New Roman" w:cstheme="minorHAnsi"/>
+          <w:sz w:val="28"/>
+          <w:szCs w:val="28"/>
+        </w:rPr>
+      </w:pPr>
+    </w:p>
+    <w:p>
+      <w:pPr>
+        <w:spacing w:after="0" w:line="240" w:lineRule="auto"/>
+        <w:rPr>
+          <w:rFonts w:eastAsia="Times New Roman" w:cstheme="minorHAnsi"/>
+          <w:sz w:val="28"/>
+          <w:szCs w:val="28"/>
+        </w:rPr>
+      </w:pPr>
+    </w:p>
+    <w:p>
+      <w:pPr>
+        <w:spacing w:after="0" w:line="240" w:lineRule="auto"/>
+        <w:rPr>
+          <w:rFonts w:eastAsia="Times New Roman" w:cstheme="minorHAnsi"/>
+          <w:sz w:val="28"/>
+          <w:szCs w:val="28"/>
+        </w:rPr>
+      </w:pPr>
+    </w:p>
+    <w:p>
+      <w:pPr>
+        <w:pStyle w:val="ListParagraph"/>
+        <w:numPr>
+          <w:ilvl w:val="0"/>
+          <w:numId w:val="10"/>
+        </w:numPr>
+        <w:spacing w:after="0" w:line="240" w:lineRule="auto"/>
+        <w:rPr>
+          <w:rFonts w:eastAsia="Times New Roman" w:cstheme="minorHAnsi"/>
+          <w:sz w:val="44"/>
+          <w:szCs w:val="44"/>
+        </w:rPr>
+      </w:pPr>
+      <w:r>
+        <w:rPr>
+          <w:rFonts w:eastAsia="Times New Roman" w:cstheme="minorHAnsi"/>
+          <w:sz w:val="44"/>
+          <w:szCs w:val="44"/>
+        </w:rPr>
+        <w:t xml:space="preserve">Structure </w:t>
+      </w:r>
+      <w:proofErr w:type="gramStart"/>
+      <w:r>
+        <w:rPr>
+          <w:rFonts w:eastAsia="Times New Roman" w:cstheme="minorHAnsi"/>
+          <w:sz w:val="44"/>
+          <w:szCs w:val="44"/>
+        </w:rPr>
+        <w:t>In c</w:t>
+      </w:r>
+      <w:proofErr w:type="gramEnd"/>
+      <w:r>
+        <w:rPr>
+          <w:rFonts w:eastAsia="Times New Roman" w:cstheme="minorHAnsi"/>
+          <w:sz w:val="44"/>
+          <w:szCs w:val="44"/>
+        </w:rPr>
+        <w:t xml:space="preserve"> language </w:t>
+      </w:r>
+    </w:p>
+    <w:p>
+      <w:pPr>
+        <w:spacing w:after="0" w:line="240" w:lineRule="auto"/>
+        <w:rPr>
+          <w:rFonts w:eastAsia="Times New Roman" w:cstheme="minorHAnsi"/>
+          <w:sz w:val="44"/>
+          <w:szCs w:val="44"/>
+        </w:rPr>
+      </w:pPr>
+    </w:p>
+    <w:p>
+      <w:pPr>
+        <w:pStyle w:val="ListParagraph"/>
+        <w:numPr>
+          <w:ilvl w:val="0"/>
+          <w:numId w:val="9"/>
+        </w:numPr>
+        <w:spacing w:after="0" w:line="240" w:lineRule="auto"/>
+        <w:rPr>
+          <w:rFonts w:eastAsia="Times New Roman" w:cstheme="minorHAnsi"/>
+          <w:sz w:val="28"/>
+          <w:szCs w:val="28"/>
+        </w:rPr>
+      </w:pPr>
+      <w:r>
+        <w:rPr>
+          <w:rFonts w:eastAsia="Times New Roman" w:cstheme="minorHAnsi"/>
+          <w:sz w:val="28"/>
+          <w:szCs w:val="28"/>
+        </w:rPr>
+        <w:t xml:space="preserve">Name </w:t>
+      </w:r>
+    </w:p>
+    <w:p>
+      <w:pPr>
+        <w:pStyle w:val="ListParagraph"/>
+        <w:numPr>
+          <w:ilvl w:val="0"/>
+          <w:numId w:val="9"/>
+        </w:numPr>
+        <w:spacing w:after="0" w:line="240" w:lineRule="auto"/>
+        <w:rPr>
+          <w:rFonts w:eastAsia="Times New Roman" w:cstheme="minorHAnsi"/>
+          <w:sz w:val="28"/>
+          <w:szCs w:val="28"/>
+        </w:rPr>
+      </w:pPr>
+      <w:r>
+        <w:rPr>
+          <w:rFonts w:eastAsia="Times New Roman" w:cstheme="minorHAnsi"/>
+          <w:sz w:val="28"/>
+          <w:szCs w:val="28"/>
+        </w:rPr>
+        <w:t xml:space="preserve">Roll number </w:t>
+      </w:r>
+    </w:p>
+    <w:p>
+      <w:pPr>
+        <w:pStyle w:val="ListParagraph"/>
+        <w:numPr>
+          <w:ilvl w:val="0"/>
+          <w:numId w:val="9"/>
+        </w:numPr>
+        <w:spacing w:after="0" w:line="240" w:lineRule="auto"/>
+        <w:rPr>
+          <w:rFonts w:eastAsia="Times New Roman" w:cstheme="minorHAnsi"/>
+          <w:sz w:val="28"/>
+          <w:szCs w:val="28"/>
+        </w:rPr>
+      </w:pPr>
+      <w:r>
+        <w:rPr>
+          <w:rFonts w:eastAsia="Times New Roman" w:cstheme="minorHAnsi"/>
+          <w:sz w:val="28"/>
+          <w:szCs w:val="28"/>
+        </w:rPr>
+        <w:t xml:space="preserve">Marks </w:t>
+      </w:r>
+    </w:p>
+    <w:p>
+      <w:pPr>
+        <w:spacing w:after="0" w:line="240" w:lineRule="auto"/>
+        <w:rPr>
+          <w:rFonts w:eastAsia="Times New Roman" w:cstheme="minorHAnsi"/>
+          <w:sz w:val="28"/>
+          <w:szCs w:val="28"/>
+        </w:rPr>
+      </w:pPr>
+    </w:p>
+    <w:p>
+      <w:pPr>
+        <w:pStyle w:val="ListParagraph"/>
+        <w:numPr>
+          <w:ilvl w:val="0"/>
+          <w:numId w:val="11"/>
+        </w:numPr>
+        <w:spacing w:after="0" w:line="240" w:lineRule="auto"/>
+        <w:rPr>
+          <w:rFonts w:eastAsia="Times New Roman" w:cstheme="minorHAnsi"/>
+          <w:sz w:val="28"/>
+          <w:szCs w:val="28"/>
+        </w:rPr>
+      </w:pPr>
+      <w:proofErr w:type="gramStart"/>
+      <w:r>
+        <w:rPr>
+          <w:rFonts w:eastAsia="Times New Roman" w:cstheme="minorHAnsi"/>
+          <w:sz w:val="28"/>
+          <w:szCs w:val="28"/>
+        </w:rPr>
+        <w:t>Store</w:t>
+      </w:r>
+      <w:proofErr w:type="gramEnd"/>
+      <w:r>
+        <w:rPr>
+          <w:rFonts w:eastAsia="Times New Roman" w:cstheme="minorHAnsi"/>
+          <w:sz w:val="28"/>
+          <w:szCs w:val="28"/>
+        </w:rPr>
+        <w:t xml:space="preserve"> a student record </w:t>
+      </w:r>
+    </w:p>
+    <w:p>
+      <w:pPr>
+        <w:pStyle w:val="ListParagraph"/>
+        <w:numPr>
+          <w:ilvl w:val="0"/>
+          <w:numId w:val="11"/>
+        </w:numPr>
+        <w:spacing w:after="0" w:line="240" w:lineRule="auto"/>
+        <w:rPr>
+          <w:rFonts w:eastAsia="Times New Roman" w:cstheme="minorHAnsi"/>
+          <w:sz w:val="28"/>
+          <w:szCs w:val="28"/>
+        </w:rPr>
+      </w:pPr>
+      <w:r>
+        <w:rPr>
+          <w:rFonts w:eastAsia="Times New Roman" w:cstheme="minorHAnsi"/>
+          <w:sz w:val="28"/>
+          <w:szCs w:val="28"/>
+        </w:rPr>
+        <w:t xml:space="preserve">Employee details </w:t>
+      </w:r>
+    </w:p>
+    <w:p>
+      <w:pPr>
+        <w:pStyle w:val="ListParagraph"/>
+        <w:numPr>
+          <w:ilvl w:val="0"/>
+          <w:numId w:val="11"/>
+        </w:numPr>
+        <w:spacing w:after="0" w:line="240" w:lineRule="auto"/>
+        <w:rPr>
+          <w:rFonts w:eastAsia="Times New Roman" w:cstheme="minorHAnsi"/>
+          <w:sz w:val="28"/>
+          <w:szCs w:val="28"/>
+        </w:rPr>
+      </w:pPr>
+      <w:r>
+        <w:rPr>
+          <w:rFonts w:eastAsia="Times New Roman" w:cstheme="minorHAnsi"/>
+          <w:sz w:val="28"/>
+          <w:szCs w:val="28"/>
+        </w:rPr>
+        <w:t>Library management</w:t>
+      </w:r>
+    </w:p>
+    <w:p>
+      <w:pPr>
+        <w:pStyle w:val="ListParagraph"/>
+        <w:numPr>
+          <w:ilvl w:val="0"/>
+          <w:numId w:val="11"/>
+        </w:numPr>
+        <w:spacing w:after="0" w:line="240" w:lineRule="auto"/>
+        <w:rPr>
+          <w:rFonts w:eastAsia="Times New Roman" w:cstheme="minorHAnsi"/>
+          <w:sz w:val="28"/>
+          <w:szCs w:val="28"/>
+        </w:rPr>
+      </w:pPr>
+      <w:r>
+        <w:rPr>
+          <w:rFonts w:eastAsia="Times New Roman" w:cstheme="minorHAnsi"/>
+          <w:sz w:val="28"/>
+          <w:szCs w:val="28"/>
+        </w:rPr>
+        <w:t xml:space="preserve">Complex data handling </w:t>
+      </w:r>
+    </w:p>
+    <w:p>
+      <w:pPr>
+        <w:spacing w:after="0" w:line="240" w:lineRule="auto"/>
+        <w:rPr>
+          <w:rFonts w:eastAsia="Times New Roman" w:cstheme="minorHAnsi"/>
+          <w:sz w:val="28"/>
+          <w:szCs w:val="28"/>
+        </w:rPr>
+      </w:pPr>
+    </w:p>
+    <w:p>
+      <w:pPr>
+        <w:spacing w:after="0" w:line="240" w:lineRule="auto"/>
+        <w:rPr>
+          <w:rFonts w:eastAsia="Times New Roman" w:cstheme="minorHAnsi"/>
+          <w:sz w:val="28"/>
+          <w:szCs w:val="28"/>
+        </w:rPr>
+      </w:pPr>
+      <w:r>
+        <w:rPr>
+          <w:rFonts w:eastAsia="Times New Roman" w:cstheme="minorHAnsi"/>
+          <w:sz w:val="28"/>
+          <w:szCs w:val="28"/>
+        </w:rPr>
+        <w:lastRenderedPageBreak/>
+        <w:t xml:space="preserve">User defined data types used to </w:t>
+      </w:r>
+      <w:proofErr w:type="gramStart"/>
+      <w:r>
+        <w:rPr>
+          <w:rFonts w:eastAsia="Times New Roman" w:cstheme="minorHAnsi"/>
+          <w:sz w:val="28"/>
+          <w:szCs w:val="28"/>
+        </w:rPr>
+        <w:t>stores</w:t>
+      </w:r>
+      <w:proofErr w:type="gramEnd"/>
+      <w:r>
+        <w:rPr>
+          <w:rFonts w:eastAsia="Times New Roman" w:cstheme="minorHAnsi"/>
+          <w:sz w:val="28"/>
+          <w:szCs w:val="28"/>
+        </w:rPr>
+        <w:t xml:space="preserve"> different types of data together under one name.</w:t>
+      </w:r>
+    </w:p>
+    <w:p>
+      <w:pPr>
+        <w:spacing w:after="0" w:line="240" w:lineRule="auto"/>
+        <w:rPr>
+          <w:rFonts w:eastAsia="Times New Roman" w:cstheme="minorHAnsi"/>
+          <w:sz w:val="28"/>
+          <w:szCs w:val="28"/>
+        </w:rPr>
+      </w:pPr>
+    </w:p>
+    <w:p>
+      <w:pPr>
+        <w:pStyle w:val="ListParagraph"/>
+        <w:numPr>
+          <w:ilvl w:val="0"/>
+          <w:numId w:val="10"/>
+        </w:numPr>
+        <w:spacing w:after="0" w:line="240" w:lineRule="auto"/>
+        <w:rPr>
+          <w:rFonts w:eastAsia="Times New Roman" w:cstheme="minorHAnsi"/>
+          <w:sz w:val="28"/>
+          <w:szCs w:val="28"/>
+        </w:rPr>
+      </w:pPr>
+      <w:r>
+        <w:rPr>
+          <w:rFonts w:eastAsia="Times New Roman" w:cstheme="minorHAnsi"/>
+          <w:sz w:val="28"/>
+          <w:szCs w:val="28"/>
+        </w:rPr>
+        <w:t xml:space="preserve"> File handling in c language  </w:t>
+      </w:r>
+    </w:p>
+    <w:p>
+      <w:pPr>
+        <w:spacing w:after="0" w:line="240" w:lineRule="auto"/>
+        <w:rPr>
+          <w:rFonts w:eastAsia="Times New Roman" w:cstheme="minorHAnsi"/>
+          <w:sz w:val="28"/>
+          <w:szCs w:val="28"/>
+        </w:rPr>
+      </w:pPr>
+    </w:p>
+    <w:p>
+      <w:pPr>
+        <w:spacing w:after="0" w:line="240" w:lineRule="auto"/>
+        <w:rPr>
+          <w:rFonts w:eastAsia="Times New Roman" w:cstheme="minorHAnsi"/>
+          <w:sz w:val="28"/>
+          <w:szCs w:val="28"/>
+        </w:rPr>
+      </w:pPr>
+      <w:r>
+        <w:rPr>
+          <w:rFonts w:eastAsia="Times New Roman" w:cstheme="minorHAnsi"/>
+          <w:sz w:val="28"/>
+          <w:szCs w:val="28"/>
+        </w:rPr>
+        <w:t xml:space="preserve">File handling is sed to store data permanently in files </w:t>
+      </w:r>
+    </w:p>
+    <w:p>
+      <w:pPr>
+        <w:spacing w:after="0" w:line="240" w:lineRule="auto"/>
+        <w:rPr>
+          <w:rFonts w:eastAsia="Times New Roman" w:cstheme="minorHAnsi"/>
+          <w:sz w:val="28"/>
+          <w:szCs w:val="28"/>
+        </w:rPr>
+      </w:pPr>
+    </w:p>
+    <w:p>
+      <w:pPr>
+        <w:spacing w:after="0" w:line="240" w:lineRule="auto"/>
+        <w:rPr>
+          <w:rFonts w:eastAsia="Times New Roman" w:cstheme="minorHAnsi"/>
+          <w:sz w:val="28"/>
+          <w:szCs w:val="28"/>
+        </w:rPr>
+      </w:pPr>
+      <w:r>
+        <w:rPr>
+          <w:rFonts w:eastAsia="Times New Roman" w:cstheme="minorHAnsi"/>
+          <w:sz w:val="28"/>
+          <w:szCs w:val="28"/>
+        </w:rPr>
+        <w:t xml:space="preserve">Functions                       purpose </w:t>
+      </w:r>
+    </w:p>
+    <w:p>
+      <w:pPr>
+        <w:spacing w:after="0" w:line="240" w:lineRule="auto"/>
+        <w:rPr>
+          <w:rFonts w:eastAsia="Times New Roman" w:cstheme="minorHAnsi"/>
+          <w:sz w:val="28"/>
+          <w:szCs w:val="28"/>
+        </w:rPr>
+      </w:pPr>
+    </w:p>
+    <w:p>
+      <w:pPr>
+        <w:spacing w:after="0" w:line="240" w:lineRule="auto"/>
+        <w:rPr>
+          <w:rFonts w:eastAsia="Times New Roman" w:cstheme="minorHAnsi"/>
+          <w:sz w:val="28"/>
+          <w:szCs w:val="28"/>
+        </w:rPr>
+      </w:pPr>
+      <w:proofErr w:type="spellStart"/>
+      <w:proofErr w:type="gramStart"/>
+      <w:r>
+        <w:rPr>
+          <w:rFonts w:eastAsia="Times New Roman" w:cstheme="minorHAnsi"/>
+          <w:sz w:val="28"/>
+          <w:szCs w:val="28"/>
+        </w:rPr>
+        <w:t>Fopen</w:t>
+      </w:r>
+      <w:proofErr w:type="spellEnd"/>
+      <w:r>
+        <w:rPr>
+          <w:rFonts w:eastAsia="Times New Roman" w:cstheme="minorHAnsi"/>
+          <w:sz w:val="28"/>
+          <w:szCs w:val="28"/>
+        </w:rPr>
+        <w:t>(</w:t>
+      </w:r>
+      <w:proofErr w:type="gramEnd"/>
+      <w:r>
+        <w:rPr>
+          <w:rFonts w:eastAsia="Times New Roman" w:cstheme="minorHAnsi"/>
+          <w:sz w:val="28"/>
+          <w:szCs w:val="28"/>
+        </w:rPr>
+        <w:t xml:space="preserve">)                         open file       </w:t>
+      </w:r>
+    </w:p>
+    <w:p>
+      <w:pPr>
+        <w:spacing w:after="0" w:line="240" w:lineRule="auto"/>
+        <w:rPr>
+          <w:rFonts w:eastAsia="Times New Roman" w:cstheme="minorHAnsi"/>
+          <w:sz w:val="28"/>
+          <w:szCs w:val="28"/>
+        </w:rPr>
+      </w:pPr>
+    </w:p>
+    <w:p>
+      <w:pPr>
+        <w:spacing w:after="0" w:line="240" w:lineRule="auto"/>
+        <w:rPr>
+          <w:rFonts w:eastAsia="Times New Roman" w:cstheme="minorHAnsi"/>
+          <w:sz w:val="28"/>
+          <w:szCs w:val="28"/>
+        </w:rPr>
+      </w:pPr>
+      <w:proofErr w:type="spellStart"/>
+      <w:proofErr w:type="gramStart"/>
+      <w:r>
+        <w:rPr>
+          <w:rFonts w:eastAsia="Times New Roman" w:cstheme="minorHAnsi"/>
+          <w:sz w:val="28"/>
+          <w:szCs w:val="28"/>
+        </w:rPr>
+        <w:t>Fprintf</w:t>
+      </w:r>
+      <w:proofErr w:type="spellEnd"/>
+      <w:r>
+        <w:rPr>
+          <w:rFonts w:eastAsia="Times New Roman" w:cstheme="minorHAnsi"/>
+          <w:sz w:val="28"/>
+          <w:szCs w:val="28"/>
+        </w:rPr>
+        <w:t>(</w:t>
+      </w:r>
+      <w:proofErr w:type="gramEnd"/>
+      <w:r>
+        <w:rPr>
+          <w:rFonts w:eastAsia="Times New Roman" w:cstheme="minorHAnsi"/>
+          <w:sz w:val="28"/>
+          <w:szCs w:val="28"/>
+        </w:rPr>
+        <w:t xml:space="preserve">)                        write data to file </w:t>
+      </w:r>
+    </w:p>
+    <w:p>
+      <w:pPr>
+        <w:spacing w:after="0" w:line="240" w:lineRule="auto"/>
+        <w:rPr>
+          <w:rFonts w:eastAsia="Times New Roman" w:cstheme="minorHAnsi"/>
+          <w:sz w:val="28"/>
+          <w:szCs w:val="28"/>
+        </w:rPr>
+      </w:pPr>
+    </w:p>
+    <w:p>
+      <w:pPr>
+        <w:spacing w:after="0" w:line="240" w:lineRule="auto"/>
+        <w:rPr>
+          <w:rFonts w:eastAsia="Times New Roman" w:cstheme="minorHAnsi"/>
+          <w:sz w:val="28"/>
+          <w:szCs w:val="28"/>
+        </w:rPr>
+      </w:pPr>
+      <w:proofErr w:type="spellStart"/>
+      <w:proofErr w:type="gramStart"/>
+      <w:r>
+        <w:rPr>
+          <w:rFonts w:eastAsia="Times New Roman" w:cstheme="minorHAnsi"/>
+          <w:sz w:val="28"/>
+          <w:szCs w:val="28"/>
+        </w:rPr>
+        <w:t>Fsacnf</w:t>
+      </w:r>
+      <w:proofErr w:type="spellEnd"/>
+      <w:r>
+        <w:rPr>
+          <w:rFonts w:eastAsia="Times New Roman" w:cstheme="minorHAnsi"/>
+          <w:sz w:val="28"/>
+          <w:szCs w:val="28"/>
+        </w:rPr>
+        <w:t>(</w:t>
+      </w:r>
+      <w:proofErr w:type="gramEnd"/>
+      <w:r>
+        <w:rPr>
+          <w:rFonts w:eastAsia="Times New Roman" w:cstheme="minorHAnsi"/>
+          <w:sz w:val="28"/>
+          <w:szCs w:val="28"/>
+        </w:rPr>
+        <w:t>)                        read data from file</w:t>
+      </w:r>
+    </w:p>
+    <w:p>
+      <w:pPr>
+        <w:spacing w:after="0" w:line="240" w:lineRule="auto"/>
+        <w:rPr>
+          <w:rFonts w:eastAsia="Times New Roman" w:cstheme="minorHAnsi"/>
+          <w:sz w:val="28"/>
+          <w:szCs w:val="28"/>
+        </w:rPr>
+      </w:pPr>
+    </w:p>
+    <w:p>
+      <w:pPr>
+        <w:spacing w:after="0" w:line="240" w:lineRule="auto"/>
+        <w:rPr>
+          <w:rFonts w:eastAsia="Times New Roman" w:cstheme="minorHAnsi"/>
+          <w:sz w:val="28"/>
+          <w:szCs w:val="28"/>
+        </w:rPr>
+      </w:pPr>
+      <w:proofErr w:type="spellStart"/>
+      <w:proofErr w:type="gramStart"/>
+      <w:r>
+        <w:rPr>
+          <w:rFonts w:eastAsia="Times New Roman" w:cstheme="minorHAnsi"/>
+          <w:sz w:val="28"/>
+          <w:szCs w:val="28"/>
+        </w:rPr>
+        <w:t>Fclose</w:t>
+      </w:r>
+      <w:proofErr w:type="spellEnd"/>
+      <w:r>
+        <w:rPr>
+          <w:rFonts w:eastAsia="Times New Roman" w:cstheme="minorHAnsi"/>
+          <w:sz w:val="28"/>
+          <w:szCs w:val="28"/>
+        </w:rPr>
+        <w:t>(</w:t>
+      </w:r>
+      <w:proofErr w:type="gramEnd"/>
+      <w:r>
+        <w:rPr>
+          <w:rFonts w:eastAsia="Times New Roman" w:cstheme="minorHAnsi"/>
+          <w:sz w:val="28"/>
+          <w:szCs w:val="28"/>
+        </w:rPr>
+        <w:t xml:space="preserve">)                        close the file </w:t>
+      </w:r>
+    </w:p>
     <w:sectPr>
       <w:pgSz w:w="12240" w:h="15840"/>
       <w:pgMar w:top="1440" w:right="1440" w:bottom="1440" w:left="1440" w:header="720" w:footer="720" w:gutter="0"/>
@@ -7462,7 +9718,7 @@
 </file>
 
 <file path=word/numbering.xml><?xml version="1.0" encoding="utf-8"?>
-<w:numbering xmlns:wpc="http://schemas.microsoft.com/office/word/2010/wordprocessingCanvas" xmlns:cx="http://schemas.microsoft.com/office/drawing/2014/chartex" xmlns:mc="http://schemas.openxmlformats.org/markup-compatibility/2006" xmlns:o="urn:schemas-microsoft-com:office:office" xmlns:r="http://schemas.openxmlformats.org/officeDocument/2006/relationships" xmlns:m="http://schemas.openxmlformats.org/officeDocument/2006/math" xmlns:v="urn:schemas-microsoft-com:vml" xmlns:wp14="http://schemas.microsoft.com/office/word/2010/wordprocessingDrawing" xmlns:wp="http://schemas.openxmlformats.org/drawingml/2006/wordprocessingDrawing" xmlns:w10="urn:schemas-microsoft-com:office:word" xmlns:w="http://schemas.openxmlformats.org/wordprocessingml/2006/main" xmlns:w14="http://schemas.microsoft.com/office/word/2010/wordml" xmlns:w15="http://schemas.microsoft.com/office/word/2012/wordml" xmlns:w16se="http://schemas.microsoft.com/office/word/2015/wordml/symex" xmlns:wpg="http://schemas.microsoft.com/office/word/2010/wordprocessingGroup" xmlns:wpi="http://schemas.microsoft.com/office/word/2010/wordprocessingInk" xmlns:wne="http://schemas.microsoft.com/office/word/2006/wordml" xmlns:wps="http://schemas.microsoft.com/office/word/2010/wordprocessingShape" mc:Ignorable="w14 w15 w16se wp14">
+<w:numbering xmlns:wpc="http://schemas.microsoft.com/office/word/2010/wordprocessingCanvas" xmlns:cx="http://schemas.microsoft.com/office/drawing/2014/chartex" xmlns:cx1="http://schemas.microsoft.com/office/drawing/2015/9/8/chartex" xmlns:cx2="http://schemas.microsoft.com/office/drawing/2015/10/21/chartex" xmlns:cx3="http://schemas.microsoft.com/office/drawing/2016/5/9/chartex" xmlns:cx4="http://schemas.microsoft.com/office/drawing/2016/5/10/chartex" xmlns:cx5="http://schemas.microsoft.com/office/drawing/2016/5/11/chartex" xmlns:cx6="http://schemas.microsoft.com/office/drawing/2016/5/12/chartex" xmlns:cx7="http://schemas.microsoft.com/office/drawing/2016/5/13/chartex" xmlns:cx8="http://schemas.microsoft.com/office/drawing/2016/5/14/chartex" xmlns:mc="http://schemas.openxmlformats.org/markup-compatibility/2006" xmlns:aink="http://schemas.microsoft.com/office/drawing/2016/ink" xmlns:am3d="http://schemas.microsoft.com/office/drawing/2017/model3d" xmlns:o="urn:schemas-microsoft-com:office:office" xmlns:oel="http://schemas.microsoft.com/office/2019/extlst" xmlns:r="http://schemas.openxmlformats.org/officeDocument/2006/relationships" xmlns:m="http://schemas.openxmlformats.org/officeDocument/2006/math" xmlns:v="urn:schemas-microsoft-com:vml" xmlns:wp14="http://schemas.microsoft.com/office/word/2010/wordprocessingDrawing" xmlns:wp="http://schemas.openxmlformats.org/drawingml/2006/wordprocessingDrawing" xmlns:w10="urn:schemas-microsoft-com:office:word" xmlns:w="http://schemas.openxmlformats.org/wordprocessingml/2006/main" xmlns:w14="http://schemas.microsoft.com/office/word/2010/wordml" xmlns:w15="http://schemas.microsoft.com/office/word/2012/wordml" xmlns:w16cex="http://schemas.microsoft.com/office/word/2018/wordml/cex" xmlns:w16cid="http://schemas.microsoft.com/office/word/2016/wordml/cid" xmlns:w16="http://schemas.microsoft.com/office/word/2018/wordml" xmlns:w16du="http://schemas.microsoft.com/office/word/2023/wordml/word16du" xmlns:w16sdtdh="http://schemas.microsoft.com/office/word/2020/wordml/sdtdatahash" xmlns:w16sdtfl="http://schemas.microsoft.com/office/word/2024/wordml/sdtformatlock" xmlns:w16se="http://schemas.microsoft.com/office/word/2015/wordml/symex" xmlns:wpg="http://schemas.microsoft.com/office/word/2010/wordprocessingGroup" xmlns:wpi="http://schemas.microsoft.com/office/word/2010/wordprocessingInk" xmlns:wne="http://schemas.microsoft.com/office/word/2006/wordml" xmlns:wps="http://schemas.microsoft.com/office/word/2010/wordprocessingShape" mc:Ignorable="w14 w15 w16se w16cid w16 w16cex w16sdtdh w16sdtfl w16du wp14">
   <w:abstractNum w:abstractNumId="0" w15:restartNumberingAfterBreak="0">
     <w:nsid w:val="11BE5910"/>
     <w:multiLevelType w:val="multilevel"/>
@@ -7943,6 +10199,95 @@
     </w:lvl>
   </w:abstractNum>
   <w:abstractNum w:abstractNumId="4" w15:restartNumberingAfterBreak="0">
+    <w:nsid w:val="39B1761E"/>
+    <w:multiLevelType w:val="hybridMultilevel"/>
+    <w:tmpl w:val="E64CB832"/>
+    <w:lvl w:ilvl="0" w:tplc="4009000F">
+      <w:start w:val="1"/>
+      <w:numFmt w:val="decimal"/>
+      <w:lvlText w:val="%1."/>
+      <w:lvlJc w:val="left"/>
+      <w:pPr>
+        <w:ind w:left="720" w:hanging="360"/>
+      </w:pPr>
+      <w:rPr>
+        <w:rFonts w:hint="default"/>
+      </w:rPr>
+    </w:lvl>
+    <w:lvl w:ilvl="1" w:tplc="40090019" w:tentative="1">
+      <w:start w:val="1"/>
+      <w:numFmt w:val="lowerLetter"/>
+      <w:lvlText w:val="%2."/>
+      <w:lvlJc w:val="left"/>
+      <w:pPr>
+        <w:ind w:left="1440" w:hanging="360"/>
+      </w:pPr>
+    </w:lvl>
+    <w:lvl w:ilvl="2" w:tplc="4009001B" w:tentative="1">
+      <w:start w:val="1"/>
+      <w:numFmt w:val="lowerRoman"/>
+      <w:lvlText w:val="%3."/>
+      <w:lvlJc w:val="right"/>
+      <w:pPr>
+        <w:ind w:left="2160" w:hanging="180"/>
+      </w:pPr>
+    </w:lvl>
+    <w:lvl w:ilvl="3" w:tplc="4009000F" w:tentative="1">
+      <w:start w:val="1"/>
+      <w:numFmt w:val="decimal"/>
+      <w:lvlText w:val="%4."/>
+      <w:lvlJc w:val="left"/>
+      <w:pPr>
+        <w:ind w:left="2880" w:hanging="360"/>
+      </w:pPr>
+    </w:lvl>
+    <w:lvl w:ilvl="4" w:tplc="40090019" w:tentative="1">
+      <w:start w:val="1"/>
+      <w:numFmt w:val="lowerLetter"/>
+      <w:lvlText w:val="%5."/>
+      <w:lvlJc w:val="left"/>
+      <w:pPr>
+        <w:ind w:left="3600" w:hanging="360"/>
+      </w:pPr>
+    </w:lvl>
+    <w:lvl w:ilvl="5" w:tplc="4009001B" w:tentative="1">
+      <w:start w:val="1"/>
+      <w:numFmt w:val="lowerRoman"/>
+      <w:lvlText w:val="%6."/>
+      <w:lvlJc w:val="right"/>
+      <w:pPr>
+        <w:ind w:left="4320" w:hanging="180"/>
+      </w:pPr>
+    </w:lvl>
+    <w:lvl w:ilvl="6" w:tplc="4009000F" w:tentative="1">
+      <w:start w:val="1"/>
+      <w:numFmt w:val="decimal"/>
+      <w:lvlText w:val="%7."/>
+      <w:lvlJc w:val="left"/>
+      <w:pPr>
+        <w:ind w:left="5040" w:hanging="360"/>
+      </w:pPr>
+    </w:lvl>
+    <w:lvl w:ilvl="7" w:tplc="40090019" w:tentative="1">
+      <w:start w:val="1"/>
+      <w:numFmt w:val="lowerLetter"/>
+      <w:lvlText w:val="%8."/>
+      <w:lvlJc w:val="left"/>
+      <w:pPr>
+        <w:ind w:left="5760" w:hanging="360"/>
+      </w:pPr>
+    </w:lvl>
+    <w:lvl w:ilvl="8" w:tplc="4009001B" w:tentative="1">
+      <w:start w:val="1"/>
+      <w:numFmt w:val="lowerRoman"/>
+      <w:lvlText w:val="%9."/>
+      <w:lvlJc w:val="right"/>
+      <w:pPr>
+        <w:ind w:left="6480" w:hanging="180"/>
+      </w:pPr>
+    </w:lvl>
+  </w:abstractNum>
+  <w:abstractNum w:abstractNumId="5" w15:restartNumberingAfterBreak="0">
     <w:nsid w:val="59251A06"/>
     <w:multiLevelType w:val="hybridMultilevel"/>
     <w:tmpl w:val="E5CA0398"/>
@@ -8031,7 +10376,7 @@
       </w:pPr>
     </w:lvl>
   </w:abstractNum>
-  <w:abstractNum w:abstractNumId="5" w15:restartNumberingAfterBreak="0">
+  <w:abstractNum w:abstractNumId="6" w15:restartNumberingAfterBreak="0">
     <w:nsid w:val="66BC797C"/>
     <w:multiLevelType w:val="hybridMultilevel"/>
     <w:tmpl w:val="EE4C5AB0"/>
@@ -8120,7 +10465,7 @@
       </w:pPr>
     </w:lvl>
   </w:abstractNum>
-  <w:abstractNum w:abstractNumId="6" w15:restartNumberingAfterBreak="0">
+  <w:abstractNum w:abstractNumId="7" w15:restartNumberingAfterBreak="0">
     <w:nsid w:val="6E503949"/>
     <w:multiLevelType w:val="hybridMultilevel"/>
     <w:tmpl w:val="E3389E20"/>
@@ -8210,7 +10555,7 @@
       </w:pPr>
     </w:lvl>
   </w:abstractNum>
-  <w:abstractNum w:abstractNumId="7" w15:restartNumberingAfterBreak="0">
+  <w:abstractNum w:abstractNumId="8" w15:restartNumberingAfterBreak="0">
     <w:nsid w:val="6F8D3800"/>
     <w:multiLevelType w:val="multilevel"/>
     <w:tmpl w:val="34700908"/>
@@ -8359,7 +10704,7 @@
       </w:rPr>
     </w:lvl>
   </w:abstractNum>
-  <w:abstractNum w:abstractNumId="8" w15:restartNumberingAfterBreak="0">
+  <w:abstractNum w:abstractNumId="9" w15:restartNumberingAfterBreak="0">
     <w:nsid w:val="7B6A543A"/>
     <w:multiLevelType w:val="hybridMultilevel"/>
     <w:tmpl w:val="D430B968"/>
@@ -8448,7 +10793,7 @@
       </w:pPr>
     </w:lvl>
   </w:abstractNum>
-  <w:abstractNum w:abstractNumId="9" w15:restartNumberingAfterBreak="0">
+  <w:abstractNum w:abstractNumId="10" w15:restartNumberingAfterBreak="0">
     <w:nsid w:val="7B787216"/>
     <w:multiLevelType w:val="hybridMultilevel"/>
     <w:tmpl w:val="DCCC0966"/>
@@ -8561,41 +10906,44 @@
       </w:rPr>
     </w:lvl>
   </w:abstractNum>
-  <w:num w:numId="1">
+  <w:num w:numId="1" w16cid:durableId="1438062052">
     <w:abstractNumId w:val="1"/>
   </w:num>
-  <w:num w:numId="2">
+  <w:num w:numId="2" w16cid:durableId="2047873648">
+    <w:abstractNumId w:val="7"/>
+  </w:num>
+  <w:num w:numId="3" w16cid:durableId="657272296">
+    <w:abstractNumId w:val="9"/>
+  </w:num>
+  <w:num w:numId="4" w16cid:durableId="1021323789">
+    <w:abstractNumId w:val="10"/>
+  </w:num>
+  <w:num w:numId="5" w16cid:durableId="1881822173">
+    <w:abstractNumId w:val="3"/>
+  </w:num>
+  <w:num w:numId="6" w16cid:durableId="304091903">
     <w:abstractNumId w:val="6"/>
   </w:num>
-  <w:num w:numId="3">
+  <w:num w:numId="7" w16cid:durableId="626936298">
+    <w:abstractNumId w:val="2"/>
+  </w:num>
+  <w:num w:numId="8" w16cid:durableId="1062682776">
+    <w:abstractNumId w:val="0"/>
+  </w:num>
+  <w:num w:numId="9" w16cid:durableId="448354816">
     <w:abstractNumId w:val="8"/>
   </w:num>
-  <w:num w:numId="4">
-    <w:abstractNumId w:val="9"/>
-  </w:num>
-  <w:num w:numId="5">
-    <w:abstractNumId w:val="3"/>
-  </w:num>
-  <w:num w:numId="6">
+  <w:num w:numId="10" w16cid:durableId="994147919">
     <w:abstractNumId w:val="5"/>
   </w:num>
-  <w:num w:numId="7">
-    <w:abstractNumId w:val="2"/>
-  </w:num>
-  <w:num w:numId="8">
-    <w:abstractNumId w:val="0"/>
-  </w:num>
-  <w:num w:numId="9">
-    <w:abstractNumId w:val="7"/>
-  </w:num>
-  <w:num w:numId="10">
+  <w:num w:numId="11" w16cid:durableId="2022268666">
     <w:abstractNumId w:val="4"/>
   </w:num>
 </w:numbering>
 </file>
 
 <file path=word/styles.xml><?xml version="1.0" encoding="utf-8"?>
-<w:styles xmlns:mc="http://schemas.openxmlformats.org/markup-compatibility/2006" xmlns:r="http://schemas.openxmlformats.org/officeDocument/2006/relationships" xmlns:w="http://schemas.openxmlformats.org/wordprocessingml/2006/main" xmlns:w14="http://schemas.microsoft.com/office/word/2010/wordml" xmlns:w15="http://schemas.microsoft.com/office/word/2012/wordml" xmlns:w16se="http://schemas.microsoft.com/office/word/2015/wordml/symex" mc:Ignorable="w14 w15 w16se">
+<w:styles xmlns:mc="http://schemas.openxmlformats.org/markup-compatibility/2006" xmlns:r="http://schemas.openxmlformats.org/officeDocument/2006/relationships" xmlns:w="http://schemas.openxmlformats.org/wordprocessingml/2006/main" xmlns:w14="http://schemas.microsoft.com/office/word/2010/wordml" xmlns:w15="http://schemas.microsoft.com/office/word/2012/wordml" xmlns:w16cex="http://schemas.microsoft.com/office/word/2018/wordml/cex" xmlns:w16cid="http://schemas.microsoft.com/office/word/2016/wordml/cid" xmlns:w16="http://schemas.microsoft.com/office/word/2018/wordml" xmlns:w16du="http://schemas.microsoft.com/office/word/2023/wordml/word16du" xmlns:w16sdtdh="http://schemas.microsoft.com/office/word/2020/wordml/sdtdatahash" xmlns:w16sdtfl="http://schemas.microsoft.com/office/word/2024/wordml/sdtformatlock" xmlns:w16se="http://schemas.microsoft.com/office/word/2015/wordml/symex" mc:Ignorable="w14 w15 w16se w16cid w16 w16cex w16sdtdh w16sdtfl w16du">
   <w:docDefaults>
     <w:rPrDefault>
       <w:rPr>
@@ -8611,7 +10959,7 @@
       </w:pPr>
     </w:pPrDefault>
   </w:docDefaults>
-  <w:latentStyles w:defLockedState="0" w:defUIPriority="99" w:defSemiHidden="0" w:defUnhideWhenUsed="0" w:defQFormat="0" w:count="371">
+  <w:latentStyles w:defLockedState="0" w:defUIPriority="99" w:defSemiHidden="0" w:defUnhideWhenUsed="0" w:defQFormat="0" w:count="376">
     <w:lsdException w:name="Normal" w:uiPriority="0" w:qFormat="1"/>
     <w:lsdException w:name="heading 1" w:uiPriority="9" w:qFormat="1"/>
     <w:lsdException w:name="heading 2" w:semiHidden="1" w:uiPriority="9" w:unhideWhenUsed="1" w:qFormat="1"/>
@@ -8983,6 +11331,11 @@
     <w:lsdException w:name="List Table 5 Dark Accent 6" w:uiPriority="50"/>
     <w:lsdException w:name="List Table 6 Colorful Accent 6" w:uiPriority="51"/>
     <w:lsdException w:name="List Table 7 Colorful Accent 6" w:uiPriority="52"/>
+    <w:lsdException w:name="Mention" w:semiHidden="1" w:unhideWhenUsed="1"/>
+    <w:lsdException w:name="Smart Hyperlink" w:semiHidden="1" w:unhideWhenUsed="1"/>
+    <w:lsdException w:name="Hashtag" w:semiHidden="1" w:unhideWhenUsed="1"/>
+    <w:lsdException w:name="Unresolved Mention" w:semiHidden="1" w:unhideWhenUsed="1"/>
+    <w:lsdException w:name="Smart Link" w:semiHidden="1" w:unhideWhenUsed="1"/>
   </w:latentStyles>
   <w:style w:type="paragraph" w:default="1" w:styleId="Normal">
     <w:name w:val="Normal"/>

--- a/aissgment 2.docx
+++ b/aissgment 2.docx
@@ -9446,15 +9446,15 @@
         <w:spacing w:after="0" w:line="240" w:lineRule="auto"/>
         <w:rPr>
           <w:rFonts w:eastAsia="Times New Roman" w:cstheme="minorHAnsi"/>
-          <w:sz w:val="28"/>
-          <w:szCs w:val="28"/>
-        </w:rPr>
-      </w:pPr>
-      <w:r>
-        <w:rPr>
-          <w:rFonts w:eastAsia="Times New Roman" w:cstheme="minorHAnsi"/>
-          <w:sz w:val="28"/>
-          <w:szCs w:val="28"/>
+          <w:sz w:val="44"/>
+          <w:szCs w:val="44"/>
+        </w:rPr>
+      </w:pPr>
+      <w:r>
+        <w:rPr>
+          <w:rFonts w:eastAsia="Times New Roman" w:cstheme="minorHAnsi"/>
+          <w:sz w:val="44"/>
+          <w:szCs w:val="44"/>
         </w:rPr>
         <w:t xml:space="preserve"> File handling in c language  </w:t>
       </w:r>
